--- a/CalendarioAgo26/informacion/EjerciciosExamenRapido2.docx
+++ b/CalendarioAgo26/informacion/EjerciciosExamenRapido2.docx
@@ -60,7 +60,17 @@
           <w:sz w:val="24"/>
           <w:szCs w:val="24"/>
         </w:rPr>
-        <w:t>Módulo 1. Python para ciencia de datos</w:t>
+        <w:t>UF</w:t>
+      </w:r>
+      <w:r>
+        <w:rPr>
+          <w:rFonts w:ascii="Calibri" w:hAnsi="Calibri"/>
+          <w:bCs/>
+          <w:spacing w:val="-1"/>
+          <w:sz w:val="24"/>
+          <w:szCs w:val="24"/>
+        </w:rPr>
+        <w:t>1. Python para ciencia de datos</w:t>
       </w:r>
     </w:p>
     <w:p>
@@ -251,7 +261,7 @@
     </w:p>
     <w:p>
       <w:pPr>
-        <w:pStyle w:val="ListParagraph"/>
+        <w:pStyle w:val="Prrafodelista"/>
         <w:numPr>
           <w:ilvl w:val="0"/>
           <w:numId w:val="4"/>
@@ -435,7 +445,7 @@
     </w:p>
     <w:p>
       <w:pPr>
-        <w:pStyle w:val="ListParagraph"/>
+        <w:pStyle w:val="Prrafodelista"/>
         <w:numPr>
           <w:ilvl w:val="0"/>
           <w:numId w:val="4"/>
@@ -593,7 +603,7 @@
     </w:p>
     <w:p>
       <w:pPr>
-        <w:pStyle w:val="ListParagraph"/>
+        <w:pStyle w:val="Prrafodelista"/>
         <w:numPr>
           <w:ilvl w:val="0"/>
           <w:numId w:val="4"/>
@@ -719,25 +729,7 @@
           <w:spacing w:val="-1"/>
           <w:sz w:val="24"/>
         </w:rPr>
-        <w:t xml:space="preserve">usa un bloque de código de Google </w:t>
-      </w:r>
-      <w:proofErr w:type="spellStart"/>
-      <w:r>
-        <w:rPr>
-          <w:rFonts w:ascii="Calibri" w:hAnsi="Calibri"/>
-          <w:spacing w:val="-1"/>
-          <w:sz w:val="24"/>
-        </w:rPr>
-        <w:t>Colaboratory</w:t>
-      </w:r>
-      <w:proofErr w:type="spellEnd"/>
-      <w:r>
-        <w:rPr>
-          <w:rFonts w:ascii="Calibri" w:hAnsi="Calibri"/>
-          <w:spacing w:val="-1"/>
-          <w:sz w:val="24"/>
-        </w:rPr>
-        <w:t xml:space="preserve"> para</w:t>
+        <w:t>usa un bloque de código de Google Colaboratory para</w:t>
       </w:r>
       <w:r>
         <w:rPr>
@@ -899,7 +891,7 @@
     </w:p>
     <w:p>
       <w:pPr>
-        <w:pStyle w:val="BodyText"/>
+        <w:pStyle w:val="Textoindependiente"/>
         <w:tabs>
           <w:tab w:val="left" w:pos="461"/>
         </w:tabs>
@@ -910,7 +902,7 @@
     </w:p>
     <w:p>
       <w:pPr>
-        <w:pStyle w:val="BodyText"/>
+        <w:pStyle w:val="Textoindependiente"/>
         <w:numPr>
           <w:ilvl w:val="0"/>
           <w:numId w:val="2"/>
@@ -948,7 +940,7 @@
     </w:p>
     <w:p>
       <w:pPr>
-        <w:pStyle w:val="BodyText"/>
+        <w:pStyle w:val="Textoindependiente"/>
         <w:numPr>
           <w:ilvl w:val="1"/>
           <w:numId w:val="5"/>
@@ -959,11 +951,9 @@
         <w:spacing w:line="467" w:lineRule="auto"/>
         <w:ind w:right="6399"/>
       </w:pPr>
-      <w:proofErr w:type="spellStart"/>
       <w:r>
         <w:t>str</w:t>
       </w:r>
-      <w:proofErr w:type="spellEnd"/>
       <w:r>
         <w:rPr>
           <w:spacing w:val="-4"/>
@@ -983,21 +973,7 @@
         <w:rPr>
           <w:spacing w:val="-1"/>
         </w:rPr>
-        <w:t>"</w:t>
-      </w:r>
-      <w:proofErr w:type="spellStart"/>
-      <w:r>
-        <w:rPr>
-          <w:spacing w:val="-1"/>
-        </w:rPr>
-        <w:t>Computacion</w:t>
-      </w:r>
-      <w:proofErr w:type="spellEnd"/>
-      <w:r>
-        <w:rPr>
-          <w:spacing w:val="-1"/>
-        </w:rPr>
-        <w:t>"</w:t>
+        <w:t>"Computacion"</w:t>
       </w:r>
       <w:r>
         <w:rPr>
@@ -1006,21 +982,8 @@
         </w:rPr>
         <w:t xml:space="preserve"> </w:t>
       </w:r>
-      <w:proofErr w:type="spellStart"/>
-      <w:r>
-        <w:t>print</w:t>
-      </w:r>
-      <w:proofErr w:type="spellEnd"/>
-      <w:r>
-        <w:t>(</w:t>
-      </w:r>
-      <w:proofErr w:type="spellStart"/>
-      <w:r>
-        <w:t>str</w:t>
-      </w:r>
-      <w:proofErr w:type="spellEnd"/>
-      <w:r>
-        <w:t>[-6</w:t>
+      <w:r>
+        <w:t>print(str[-6</w:t>
       </w:r>
       <w:r>
         <w:rPr>
@@ -1043,7 +1006,7 @@
     </w:p>
     <w:p>
       <w:pPr>
-        <w:pStyle w:val="BodyText"/>
+        <w:pStyle w:val="Textoindependiente"/>
         <w:numPr>
           <w:ilvl w:val="1"/>
           <w:numId w:val="5"/>
@@ -1054,11 +1017,9 @@
         <w:spacing w:before="5" w:line="467" w:lineRule="auto"/>
         <w:ind w:right="6399"/>
       </w:pPr>
-      <w:proofErr w:type="spellStart"/>
       <w:r>
         <w:t>str</w:t>
       </w:r>
-      <w:proofErr w:type="spellEnd"/>
       <w:r>
         <w:rPr>
           <w:spacing w:val="-4"/>
@@ -1078,21 +1039,7 @@
         <w:rPr>
           <w:spacing w:val="-1"/>
         </w:rPr>
-        <w:t>"</w:t>
-      </w:r>
-      <w:proofErr w:type="spellStart"/>
-      <w:r>
-        <w:rPr>
-          <w:spacing w:val="-1"/>
-        </w:rPr>
-        <w:t>Computacion</w:t>
-      </w:r>
-      <w:proofErr w:type="spellEnd"/>
-      <w:r>
-        <w:rPr>
-          <w:spacing w:val="-1"/>
-        </w:rPr>
-        <w:t>"</w:t>
+        <w:t>"Computacion"</w:t>
       </w:r>
       <w:r>
         <w:rPr>
@@ -1101,21 +1048,8 @@
         </w:rPr>
         <w:t xml:space="preserve"> </w:t>
       </w:r>
-      <w:proofErr w:type="spellStart"/>
-      <w:r>
-        <w:t>print</w:t>
-      </w:r>
-      <w:proofErr w:type="spellEnd"/>
-      <w:r>
-        <w:t>(</w:t>
-      </w:r>
-      <w:proofErr w:type="spellStart"/>
-      <w:r>
-        <w:t>str</w:t>
-      </w:r>
-      <w:proofErr w:type="spellEnd"/>
-      <w:r>
-        <w:t>[3</w:t>
+      <w:r>
+        <w:t>print(str[3</w:t>
       </w:r>
       <w:r>
         <w:rPr>
@@ -1138,7 +1072,7 @@
     </w:p>
     <w:p>
       <w:pPr>
-        <w:pStyle w:val="BodyText"/>
+        <w:pStyle w:val="Textoindependiente"/>
         <w:numPr>
           <w:ilvl w:val="1"/>
           <w:numId w:val="5"/>
@@ -1149,11 +1083,9 @@
         <w:spacing w:before="4" w:line="471" w:lineRule="auto"/>
         <w:ind w:right="6399"/>
       </w:pPr>
-      <w:proofErr w:type="spellStart"/>
       <w:r>
         <w:t>str</w:t>
       </w:r>
-      <w:proofErr w:type="spellEnd"/>
       <w:r>
         <w:rPr>
           <w:spacing w:val="-4"/>
@@ -1173,21 +1105,7 @@
         <w:rPr>
           <w:spacing w:val="-1"/>
         </w:rPr>
-        <w:t>"</w:t>
-      </w:r>
-      <w:proofErr w:type="spellStart"/>
-      <w:r>
-        <w:rPr>
-          <w:spacing w:val="-1"/>
-        </w:rPr>
-        <w:t>Computacion</w:t>
-      </w:r>
-      <w:proofErr w:type="spellEnd"/>
-      <w:r>
-        <w:rPr>
-          <w:spacing w:val="-1"/>
-        </w:rPr>
-        <w:t>"</w:t>
+        <w:t>"Computacion"</w:t>
       </w:r>
       <w:r>
         <w:rPr>
@@ -1196,33 +1114,11 @@
         </w:rPr>
         <w:t xml:space="preserve"> </w:t>
       </w:r>
-      <w:proofErr w:type="spellStart"/>
-      <w:r>
-        <w:rPr>
-          <w:spacing w:val="-1"/>
-        </w:rPr>
-        <w:t>print</w:t>
-      </w:r>
-      <w:proofErr w:type="spellEnd"/>
-      <w:r>
-        <w:rPr>
-          <w:spacing w:val="-1"/>
-        </w:rPr>
-        <w:t>(</w:t>
-      </w:r>
-      <w:proofErr w:type="spellStart"/>
-      <w:r>
-        <w:rPr>
-          <w:spacing w:val="-1"/>
-        </w:rPr>
-        <w:t>str</w:t>
-      </w:r>
-      <w:proofErr w:type="spellEnd"/>
-      <w:r>
-        <w:rPr>
-          <w:spacing w:val="-1"/>
-        </w:rPr>
-        <w:t xml:space="preserve">[ </w:t>
+      <w:r>
+        <w:rPr>
+          <w:spacing w:val="-1"/>
+        </w:rPr>
+        <w:t xml:space="preserve">print(str[ </w:t>
       </w:r>
       <w:r>
         <w:t>:</w:t>
@@ -1239,7 +1135,7 @@
     </w:p>
     <w:p>
       <w:pPr>
-        <w:pStyle w:val="BodyText"/>
+        <w:pStyle w:val="Textoindependiente"/>
         <w:numPr>
           <w:ilvl w:val="1"/>
           <w:numId w:val="5"/>
@@ -1250,11 +1146,9 @@
         <w:spacing w:line="471" w:lineRule="auto"/>
         <w:ind w:right="6399"/>
       </w:pPr>
-      <w:proofErr w:type="spellStart"/>
       <w:r>
         <w:t>str</w:t>
       </w:r>
-      <w:proofErr w:type="spellEnd"/>
       <w:r>
         <w:rPr>
           <w:spacing w:val="-4"/>
@@ -1274,21 +1168,7 @@
         <w:rPr>
           <w:spacing w:val="-1"/>
         </w:rPr>
-        <w:t>"</w:t>
-      </w:r>
-      <w:proofErr w:type="spellStart"/>
-      <w:r>
-        <w:rPr>
-          <w:spacing w:val="-1"/>
-        </w:rPr>
-        <w:t>Computacion</w:t>
-      </w:r>
-      <w:proofErr w:type="spellEnd"/>
-      <w:r>
-        <w:rPr>
-          <w:spacing w:val="-1"/>
-        </w:rPr>
-        <w:t>"</w:t>
+        <w:t>"Computacion"</w:t>
       </w:r>
       <w:r>
         <w:rPr>
@@ -1297,21 +1177,8 @@
         </w:rPr>
         <w:t xml:space="preserve"> </w:t>
       </w:r>
-      <w:proofErr w:type="spellStart"/>
-      <w:r>
-        <w:t>print</w:t>
-      </w:r>
-      <w:proofErr w:type="spellEnd"/>
-      <w:r>
-        <w:t>(</w:t>
-      </w:r>
-      <w:proofErr w:type="spellStart"/>
-      <w:r>
-        <w:t>str</w:t>
-      </w:r>
-      <w:proofErr w:type="spellEnd"/>
-      <w:r>
-        <w:t>[-3</w:t>
+      <w:r>
+        <w:t>print(str[-3</w:t>
       </w:r>
       <w:r>
         <w:rPr>
@@ -1337,7 +1204,7 @@
     </w:p>
     <w:p>
       <w:pPr>
-        <w:pStyle w:val="BodyText"/>
+        <w:pStyle w:val="Textoindependiente"/>
         <w:numPr>
           <w:ilvl w:val="1"/>
           <w:numId w:val="5"/>
@@ -1348,11 +1215,9 @@
         <w:spacing w:line="471" w:lineRule="auto"/>
         <w:ind w:right="6399"/>
       </w:pPr>
-      <w:proofErr w:type="spellStart"/>
       <w:r>
         <w:t>str</w:t>
       </w:r>
-      <w:proofErr w:type="spellEnd"/>
       <w:r>
         <w:rPr>
           <w:spacing w:val="-4"/>
@@ -1372,21 +1237,7 @@
         <w:rPr>
           <w:spacing w:val="-1"/>
         </w:rPr>
-        <w:t>"</w:t>
-      </w:r>
-      <w:proofErr w:type="spellStart"/>
-      <w:r>
-        <w:rPr>
-          <w:spacing w:val="-1"/>
-        </w:rPr>
-        <w:t>Computacion</w:t>
-      </w:r>
-      <w:proofErr w:type="spellEnd"/>
-      <w:r>
-        <w:rPr>
-          <w:spacing w:val="-1"/>
-        </w:rPr>
-        <w:t>"</w:t>
+        <w:t>"Computacion"</w:t>
       </w:r>
       <w:r>
         <w:rPr>
@@ -1395,21 +1246,8 @@
         </w:rPr>
         <w:t xml:space="preserve"> </w:t>
       </w:r>
-      <w:proofErr w:type="spellStart"/>
-      <w:r>
-        <w:t>print</w:t>
-      </w:r>
-      <w:proofErr w:type="spellEnd"/>
-      <w:r>
-        <w:t>(</w:t>
-      </w:r>
-      <w:proofErr w:type="spellStart"/>
-      <w:r>
-        <w:t>str</w:t>
-      </w:r>
-      <w:proofErr w:type="spellEnd"/>
-      <w:r>
-        <w:t>[5</w:t>
+      <w:r>
+        <w:t>print(str[5</w:t>
       </w:r>
       <w:r>
         <w:rPr>
@@ -1435,7 +1273,7 @@
     </w:p>
     <w:p>
       <w:pPr>
-        <w:pStyle w:val="BodyText"/>
+        <w:pStyle w:val="Textoindependiente"/>
         <w:numPr>
           <w:ilvl w:val="1"/>
           <w:numId w:val="5"/>
@@ -1446,11 +1284,9 @@
         <w:spacing w:line="467" w:lineRule="auto"/>
         <w:ind w:right="6399"/>
       </w:pPr>
-      <w:proofErr w:type="spellStart"/>
       <w:r>
         <w:t>str</w:t>
       </w:r>
-      <w:proofErr w:type="spellEnd"/>
       <w:r>
         <w:rPr>
           <w:spacing w:val="-4"/>
@@ -1470,21 +1306,7 @@
         <w:rPr>
           <w:spacing w:val="-1"/>
         </w:rPr>
-        <w:t>"</w:t>
-      </w:r>
-      <w:proofErr w:type="spellStart"/>
-      <w:r>
-        <w:rPr>
-          <w:spacing w:val="-1"/>
-        </w:rPr>
-        <w:t>Computacion</w:t>
-      </w:r>
-      <w:proofErr w:type="spellEnd"/>
-      <w:r>
-        <w:rPr>
-          <w:spacing w:val="-1"/>
-        </w:rPr>
-        <w:t>"</w:t>
+        <w:t>"Computacion"</w:t>
       </w:r>
       <w:r>
         <w:rPr>
@@ -1493,33 +1315,11 @@
         </w:rPr>
         <w:t xml:space="preserve"> </w:t>
       </w:r>
-      <w:proofErr w:type="spellStart"/>
-      <w:r>
-        <w:rPr>
-          <w:spacing w:val="-1"/>
-        </w:rPr>
-        <w:t>print</w:t>
-      </w:r>
-      <w:proofErr w:type="spellEnd"/>
-      <w:r>
-        <w:rPr>
-          <w:spacing w:val="-1"/>
-        </w:rPr>
-        <w:t>(</w:t>
-      </w:r>
-      <w:proofErr w:type="spellStart"/>
-      <w:r>
-        <w:rPr>
-          <w:spacing w:val="-1"/>
-        </w:rPr>
-        <w:t>str</w:t>
-      </w:r>
-      <w:proofErr w:type="spellEnd"/>
-      <w:r>
-        <w:rPr>
-          <w:spacing w:val="-1"/>
-        </w:rPr>
-        <w:t>[</w:t>
+      <w:r>
+        <w:rPr>
+          <w:spacing w:val="-1"/>
+        </w:rPr>
+        <w:t>print(str[</w:t>
       </w:r>
       <w:r>
         <w:rPr>
@@ -1556,7 +1356,7 @@
     </w:p>
     <w:p>
       <w:pPr>
-        <w:pStyle w:val="BodyText"/>
+        <w:pStyle w:val="Textoindependiente"/>
         <w:numPr>
           <w:ilvl w:val="0"/>
           <w:numId w:val="2"/>
@@ -1604,7 +1404,7 @@
     </w:p>
     <w:p>
       <w:pPr>
-        <w:pStyle w:val="BodyText"/>
+        <w:pStyle w:val="Textoindependiente"/>
         <w:spacing w:before="51"/>
         <w:ind w:left="460"/>
       </w:pPr>
@@ -1683,17 +1483,15 @@
     </w:p>
     <w:p>
       <w:pPr>
-        <w:pStyle w:val="BodyText"/>
+        <w:pStyle w:val="Textoindependiente"/>
         <w:spacing w:before="182"/>
       </w:pPr>
-      <w:proofErr w:type="spellStart"/>
       <w:r>
         <w:rPr>
           <w:spacing w:val="-1"/>
         </w:rPr>
         <w:t>print</w:t>
       </w:r>
-      <w:proofErr w:type="spellEnd"/>
       <w:r>
         <w:rPr>
           <w:spacing w:val="-2"/>
@@ -1743,7 +1541,7 @@
     </w:p>
     <w:p>
       <w:pPr>
-        <w:pStyle w:val="BodyText"/>
+        <w:pStyle w:val="Textoindependiente"/>
         <w:ind w:left="460"/>
       </w:pPr>
       <w:r>
@@ -1821,17 +1619,15 @@
     </w:p>
     <w:p>
       <w:pPr>
-        <w:pStyle w:val="BodyText"/>
+        <w:pStyle w:val="Textoindependiente"/>
         <w:spacing w:before="182"/>
       </w:pPr>
-      <w:proofErr w:type="spellStart"/>
       <w:r>
         <w:rPr>
           <w:spacing w:val="-1"/>
         </w:rPr>
         <w:t>print</w:t>
       </w:r>
-      <w:proofErr w:type="spellEnd"/>
       <w:r>
         <w:rPr>
           <w:spacing w:val="-2"/>
@@ -1884,7 +1680,7 @@
     </w:p>
     <w:p>
       <w:pPr>
-        <w:pStyle w:val="BodyText"/>
+        <w:pStyle w:val="Textoindependiente"/>
         <w:ind w:left="460"/>
       </w:pPr>
       <w:r>
@@ -1956,22 +1752,14 @@
     </w:p>
     <w:p>
       <w:pPr>
-        <w:pStyle w:val="BodyText"/>
+        <w:pStyle w:val="Textoindependiente"/>
         <w:spacing w:before="177"/>
       </w:pPr>
-      <w:proofErr w:type="spellStart"/>
-      <w:r>
-        <w:rPr>
-          <w:spacing w:val="-1"/>
-        </w:rPr>
-        <w:t>print</w:t>
-      </w:r>
-      <w:proofErr w:type="spellEnd"/>
-      <w:r>
-        <w:rPr>
-          <w:spacing w:val="-1"/>
-        </w:rPr>
-        <w:t xml:space="preserve"> </w:t>
+      <w:r>
+        <w:rPr>
+          <w:spacing w:val="-1"/>
+        </w:rPr>
+        <w:t xml:space="preserve">print </w:t>
       </w:r>
       <w:r>
         <w:t>(lista[-5</w:t>
@@ -2019,7 +1807,7 @@
     </w:p>
     <w:p>
       <w:pPr>
-        <w:pStyle w:val="BodyText"/>
+        <w:pStyle w:val="Textoindependiente"/>
         <w:ind w:left="460"/>
       </w:pPr>
       <w:r>
@@ -2097,22 +1885,14 @@
     </w:p>
     <w:p>
       <w:pPr>
-        <w:pStyle w:val="BodyText"/>
+        <w:pStyle w:val="Textoindependiente"/>
         <w:spacing w:before="177"/>
       </w:pPr>
-      <w:proofErr w:type="spellStart"/>
-      <w:r>
-        <w:rPr>
-          <w:spacing w:val="-1"/>
-        </w:rPr>
-        <w:t>print</w:t>
-      </w:r>
-      <w:proofErr w:type="spellEnd"/>
-      <w:r>
-        <w:rPr>
-          <w:spacing w:val="-1"/>
-        </w:rPr>
-        <w:t xml:space="preserve"> </w:t>
+      <w:r>
+        <w:rPr>
+          <w:spacing w:val="-1"/>
+        </w:rPr>
+        <w:t xml:space="preserve">print </w:t>
       </w:r>
       <w:r>
         <w:t>(lista[ :</w:t>
@@ -2160,7 +1940,7 @@
     </w:p>
     <w:p>
       <w:pPr>
-        <w:pStyle w:val="BodyText"/>
+        <w:pStyle w:val="Textoindependiente"/>
         <w:ind w:left="460"/>
       </w:pPr>
       <w:r>
@@ -2232,22 +2012,14 @@
     </w:p>
     <w:p>
       <w:pPr>
-        <w:pStyle w:val="BodyText"/>
+        <w:pStyle w:val="Textoindependiente"/>
         <w:spacing w:before="182"/>
       </w:pPr>
-      <w:proofErr w:type="spellStart"/>
-      <w:r>
-        <w:rPr>
-          <w:spacing w:val="-1"/>
-        </w:rPr>
-        <w:t>print</w:t>
-      </w:r>
-      <w:proofErr w:type="spellEnd"/>
-      <w:r>
-        <w:rPr>
-          <w:spacing w:val="-1"/>
-        </w:rPr>
-        <w:t xml:space="preserve"> </w:t>
+      <w:r>
+        <w:rPr>
+          <w:spacing w:val="-1"/>
+        </w:rPr>
+        <w:t xml:space="preserve">print </w:t>
       </w:r>
       <w:r>
         <w:t>(lista[</w:t>
@@ -2304,7 +2076,7 @@
     </w:p>
     <w:p>
       <w:pPr>
-        <w:pStyle w:val="BodyText"/>
+        <w:pStyle w:val="Textoindependiente"/>
         <w:tabs>
           <w:tab w:val="left" w:pos="820"/>
         </w:tabs>
@@ -2404,22 +2176,14 @@
     </w:p>
     <w:p>
       <w:pPr>
-        <w:pStyle w:val="BodyText"/>
+        <w:pStyle w:val="Textoindependiente"/>
         <w:spacing w:before="182"/>
       </w:pPr>
-      <w:proofErr w:type="spellStart"/>
-      <w:r>
-        <w:rPr>
-          <w:spacing w:val="-1"/>
-        </w:rPr>
-        <w:t>print</w:t>
-      </w:r>
-      <w:proofErr w:type="spellEnd"/>
-      <w:r>
-        <w:rPr>
-          <w:spacing w:val="-1"/>
-        </w:rPr>
-        <w:t xml:space="preserve"> </w:t>
+      <w:r>
+        <w:rPr>
+          <w:spacing w:val="-1"/>
+        </w:rPr>
+        <w:t xml:space="preserve">print </w:t>
       </w:r>
       <w:r>
         <w:t>(lista[</w:t>
@@ -2470,7 +2234,7 @@
     </w:p>
     <w:p>
       <w:pPr>
-        <w:pStyle w:val="BodyText"/>
+        <w:pStyle w:val="Textoindependiente"/>
         <w:ind w:left="460"/>
       </w:pPr>
       <w:r>
@@ -2560,7 +2324,7 @@
     </w:p>
     <w:p>
       <w:pPr>
-        <w:pStyle w:val="BodyText"/>
+        <w:pStyle w:val="Textoindependiente"/>
         <w:spacing w:before="177" w:line="389" w:lineRule="auto"/>
         <w:ind w:right="6428"/>
       </w:pPr>
@@ -2598,19 +2362,11 @@
         </w:rPr>
         <w:t xml:space="preserve"> </w:t>
       </w:r>
-      <w:proofErr w:type="spellStart"/>
-      <w:r>
-        <w:rPr>
-          <w:spacing w:val="-1"/>
-        </w:rPr>
-        <w:t>print</w:t>
-      </w:r>
-      <w:proofErr w:type="spellEnd"/>
-      <w:r>
-        <w:rPr>
-          <w:spacing w:val="-1"/>
-        </w:rPr>
-        <w:t xml:space="preserve"> </w:t>
+      <w:r>
+        <w:rPr>
+          <w:spacing w:val="-1"/>
+        </w:rPr>
+        <w:t xml:space="preserve">print </w:t>
       </w:r>
       <w:r>
         <w:t>(lista)</w:t>
@@ -2627,7 +2383,7 @@
     </w:p>
     <w:p>
       <w:pPr>
-        <w:pStyle w:val="BodyText"/>
+        <w:pStyle w:val="Textoindependiente"/>
         <w:spacing w:before="177"/>
         <w:ind w:left="460"/>
       </w:pPr>
@@ -2706,7 +2462,7 @@
     </w:p>
     <w:p>
       <w:pPr>
-        <w:pStyle w:val="BodyText"/>
+        <w:pStyle w:val="Textoindependiente"/>
         <w:spacing w:before="182" w:line="385" w:lineRule="auto"/>
         <w:ind w:right="6428"/>
       </w:pPr>
@@ -2741,19 +2497,11 @@
         </w:rPr>
         <w:t xml:space="preserve"> </w:t>
       </w:r>
-      <w:proofErr w:type="spellStart"/>
-      <w:r>
-        <w:rPr>
-          <w:spacing w:val="-1"/>
-        </w:rPr>
-        <w:t>print</w:t>
-      </w:r>
-      <w:proofErr w:type="spellEnd"/>
-      <w:r>
-        <w:rPr>
-          <w:spacing w:val="-1"/>
-        </w:rPr>
-        <w:t xml:space="preserve"> </w:t>
+      <w:r>
+        <w:rPr>
+          <w:spacing w:val="-1"/>
+        </w:rPr>
+        <w:t xml:space="preserve">print </w:t>
       </w:r>
       <w:r>
         <w:t>(lista)</w:t>
@@ -2773,7 +2521,7 @@
     </w:p>
     <w:p>
       <w:pPr>
-        <w:pStyle w:val="Heading1"/>
+        <w:pStyle w:val="Ttulo1"/>
         <w:pBdr>
           <w:bottom w:val="single" w:sz="4" w:space="1" w:color="auto"/>
         </w:pBdr>
@@ -2831,14 +2579,14 @@
     </w:p>
     <w:p>
       <w:pPr>
-        <w:pStyle w:val="BodyText"/>
+        <w:pStyle w:val="Textoindependiente"/>
         <w:spacing w:before="1"/>
         <w:ind w:left="100"/>
       </w:pPr>
     </w:p>
     <w:p>
       <w:pPr>
-        <w:pStyle w:val="BodyText"/>
+        <w:pStyle w:val="Textoindependiente"/>
         <w:spacing w:before="1"/>
         <w:ind w:left="100"/>
       </w:pPr>
@@ -2927,7 +2675,7 @@
     </w:p>
     <w:p>
       <w:pPr>
-        <w:pStyle w:val="Heading2"/>
+        <w:pStyle w:val="Ttulo2"/>
         <w:spacing w:line="292" w:lineRule="exact"/>
         <w:rPr>
           <w:b w:val="0"/>
@@ -2973,7 +2721,7 @@
     </w:p>
     <w:p>
       <w:pPr>
-        <w:pStyle w:val="BodyText"/>
+        <w:pStyle w:val="Textoindependiente"/>
         <w:numPr>
           <w:ilvl w:val="0"/>
           <w:numId w:val="7"/>
@@ -2989,7 +2737,7 @@
     </w:p>
     <w:p>
       <w:pPr>
-        <w:pStyle w:val="BodyText"/>
+        <w:pStyle w:val="Textoindependiente"/>
         <w:numPr>
           <w:ilvl w:val="0"/>
           <w:numId w:val="7"/>
@@ -3000,18 +2748,16 @@
         <w:spacing w:before="2" w:line="291" w:lineRule="exact"/>
         <w:ind w:left="821" w:hanging="721"/>
       </w:pPr>
-      <w:proofErr w:type="spellStart"/>
       <w:r>
         <w:rPr>
           <w:spacing w:val="-1"/>
         </w:rPr>
         <w:t>putac</w:t>
       </w:r>
-      <w:proofErr w:type="spellEnd"/>
-    </w:p>
-    <w:p>
-      <w:pPr>
-        <w:pStyle w:val="BodyText"/>
+    </w:p>
+    <w:p>
+      <w:pPr>
+        <w:pStyle w:val="Textoindependiente"/>
         <w:numPr>
           <w:ilvl w:val="0"/>
           <w:numId w:val="7"/>
@@ -3022,18 +2768,16 @@
         <w:spacing w:line="291" w:lineRule="exact"/>
         <w:ind w:left="811" w:hanging="711"/>
       </w:pPr>
-      <w:proofErr w:type="spellStart"/>
       <w:r>
         <w:rPr>
           <w:spacing w:val="-1"/>
         </w:rPr>
         <w:t>Computac</w:t>
       </w:r>
-      <w:proofErr w:type="spellEnd"/>
-    </w:p>
-    <w:p>
-      <w:pPr>
-        <w:pStyle w:val="BodyText"/>
+    </w:p>
+    <w:p>
+      <w:pPr>
+        <w:pStyle w:val="Textoindependiente"/>
         <w:numPr>
           <w:ilvl w:val="0"/>
           <w:numId w:val="7"/>
@@ -3053,7 +2797,7 @@
     </w:p>
     <w:p>
       <w:pPr>
-        <w:pStyle w:val="BodyText"/>
+        <w:pStyle w:val="Textoindependiente"/>
         <w:numPr>
           <w:ilvl w:val="0"/>
           <w:numId w:val="7"/>
@@ -3064,18 +2808,16 @@
         <w:spacing w:before="2" w:line="292" w:lineRule="exact"/>
         <w:ind w:left="831" w:hanging="731"/>
       </w:pPr>
-      <w:proofErr w:type="spellStart"/>
       <w:r>
         <w:rPr>
           <w:spacing w:val="-1"/>
         </w:rPr>
         <w:t>tacion</w:t>
       </w:r>
-      <w:proofErr w:type="spellEnd"/>
-    </w:p>
-    <w:p>
-      <w:pPr>
-        <w:pStyle w:val="BodyText"/>
+    </w:p>
+    <w:p>
+      <w:pPr>
+        <w:pStyle w:val="Textoindependiente"/>
         <w:numPr>
           <w:ilvl w:val="0"/>
           <w:numId w:val="7"/>
@@ -3086,14 +2828,12 @@
         <w:spacing w:line="292" w:lineRule="exact"/>
         <w:ind w:left="832" w:hanging="732"/>
       </w:pPr>
-      <w:proofErr w:type="spellStart"/>
       <w:r>
         <w:rPr>
           <w:spacing w:val="-1"/>
         </w:rPr>
         <w:t>Compu</w:t>
       </w:r>
-      <w:proofErr w:type="spellEnd"/>
     </w:p>
     <w:p>
       <w:pPr>
@@ -3107,7 +2847,7 @@
     </w:p>
     <w:p>
       <w:pPr>
-        <w:pStyle w:val="Heading2"/>
+        <w:pStyle w:val="Ttulo2"/>
       </w:pPr>
       <w:r>
         <w:t>Respuestas</w:t>
@@ -3148,7 +2888,7 @@
     </w:p>
     <w:p>
       <w:pPr>
-        <w:pStyle w:val="Heading2"/>
+        <w:pStyle w:val="Ttulo2"/>
         <w:rPr>
           <w:b w:val="0"/>
           <w:bCs w:val="0"/>
@@ -3157,7 +2897,7 @@
     </w:p>
     <w:p>
       <w:pPr>
-        <w:pStyle w:val="BodyText"/>
+        <w:pStyle w:val="Textoindependiente"/>
         <w:spacing w:before="2"/>
         <w:ind w:left="100"/>
       </w:pPr>
@@ -3185,7 +2925,7 @@
     </w:p>
     <w:p>
       <w:pPr>
-        <w:pStyle w:val="BodyText"/>
+        <w:pStyle w:val="Textoindependiente"/>
         <w:tabs>
           <w:tab w:val="left" w:pos="505"/>
         </w:tabs>
@@ -3260,7 +3000,7 @@
     </w:p>
     <w:p>
       <w:pPr>
-        <w:pStyle w:val="BodyText"/>
+        <w:pStyle w:val="Textoindependiente"/>
         <w:spacing w:line="291" w:lineRule="exact"/>
         <w:ind w:left="100"/>
       </w:pPr>
@@ -3315,7 +3055,7 @@
     </w:p>
     <w:p>
       <w:pPr>
-        <w:pStyle w:val="BodyText"/>
+        <w:pStyle w:val="Textoindependiente"/>
         <w:tabs>
           <w:tab w:val="left" w:pos="505"/>
         </w:tabs>
@@ -3369,7 +3109,7 @@
     </w:p>
     <w:p>
       <w:pPr>
-        <w:pStyle w:val="BodyText"/>
+        <w:pStyle w:val="Textoindependiente"/>
         <w:spacing w:line="291" w:lineRule="exact"/>
         <w:ind w:left="100"/>
       </w:pPr>
@@ -3421,7 +3161,7 @@
     </w:p>
     <w:p>
       <w:pPr>
-        <w:pStyle w:val="BodyText"/>
+        <w:pStyle w:val="Textoindependiente"/>
         <w:spacing w:before="2"/>
         <w:ind w:left="100"/>
       </w:pPr>
@@ -3449,7 +3189,7 @@
     </w:p>
     <w:p>
       <w:pPr>
-        <w:pStyle w:val="BodyText"/>
+        <w:pStyle w:val="Textoindependiente"/>
         <w:spacing w:before="2" w:line="291" w:lineRule="exact"/>
         <w:ind w:left="100"/>
       </w:pPr>
@@ -3549,7 +3289,7 @@
     </w:p>
     <w:p>
       <w:pPr>
-        <w:pStyle w:val="BodyText"/>
+        <w:pStyle w:val="Textoindependiente"/>
         <w:spacing w:line="291" w:lineRule="exact"/>
         <w:ind w:left="100"/>
       </w:pPr>
@@ -3883,7 +3623,7 @@
     </w:p>
     <w:p>
       <w:pPr>
-        <w:pStyle w:val="BodyText"/>
+        <w:pStyle w:val="Textoindependiente"/>
         <w:numPr>
           <w:ilvl w:val="0"/>
           <w:numId w:val="2"/>
@@ -3921,7 +3661,7 @@
     </w:p>
     <w:p>
       <w:pPr>
-        <w:pStyle w:val="ListParagraph"/>
+        <w:pStyle w:val="Prrafodelista"/>
         <w:widowControl/>
         <w:numPr>
           <w:ilvl w:val="0"/>
@@ -3949,25 +3689,7 @@
           <w:sz w:val="24"/>
           <w:szCs w:val="24"/>
         </w:rPr>
-        <w:t xml:space="preserve"> = "</w:t>
-      </w:r>
-      <w:proofErr w:type="spellStart"/>
-      <w:r>
-        <w:rPr>
-          <w:rFonts w:cstheme="minorHAnsi"/>
-          <w:sz w:val="24"/>
-          <w:szCs w:val="24"/>
-        </w:rPr>
-        <w:t>Computacion</w:t>
-      </w:r>
-      <w:proofErr w:type="spellEnd"/>
-      <w:r>
-        <w:rPr>
-          <w:rFonts w:cstheme="minorHAnsi"/>
-          <w:sz w:val="24"/>
-          <w:szCs w:val="24"/>
-        </w:rPr>
-        <w:t>"</w:t>
+        <w:t xml:space="preserve"> = "Computacion"</w:t>
       </w:r>
     </w:p>
     <w:p>
@@ -3979,23 +3701,13 @@
           <w:szCs w:val="24"/>
         </w:rPr>
       </w:pPr>
-      <w:proofErr w:type="spellStart"/>
-      <w:r>
-        <w:rPr>
-          <w:rFonts w:cstheme="minorHAnsi"/>
-          <w:sz w:val="24"/>
-          <w:szCs w:val="24"/>
-        </w:rPr>
-        <w:t>sub_cadena</w:t>
-      </w:r>
-      <w:proofErr w:type="spellEnd"/>
-      <w:r>
-        <w:rPr>
-          <w:rFonts w:cstheme="minorHAnsi"/>
-          <w:sz w:val="24"/>
-          <w:szCs w:val="24"/>
-        </w:rPr>
-        <w:t xml:space="preserve"> = cadena[0 : 3]</w:t>
+      <w:r>
+        <w:rPr>
+          <w:rFonts w:cstheme="minorHAnsi"/>
+          <w:sz w:val="24"/>
+          <w:szCs w:val="24"/>
+        </w:rPr>
+        <w:t>sub_cadena = cadena[0 : 3]</w:t>
       </w:r>
     </w:p>
     <w:p>
@@ -4007,41 +3719,13 @@
           <w:szCs w:val="24"/>
         </w:rPr>
       </w:pPr>
-      <w:proofErr w:type="spellStart"/>
-      <w:r>
-        <w:rPr>
-          <w:rFonts w:cstheme="minorHAnsi"/>
-          <w:sz w:val="24"/>
-          <w:szCs w:val="24"/>
-        </w:rPr>
-        <w:t>print</w:t>
-      </w:r>
-      <w:proofErr w:type="spellEnd"/>
-      <w:r>
-        <w:rPr>
-          <w:rFonts w:cstheme="minorHAnsi"/>
-          <w:sz w:val="24"/>
-          <w:szCs w:val="24"/>
-        </w:rPr>
-        <w:t>(</w:t>
-      </w:r>
-      <w:proofErr w:type="spellStart"/>
-      <w:r>
-        <w:rPr>
-          <w:rFonts w:cstheme="minorHAnsi"/>
-          <w:sz w:val="24"/>
-          <w:szCs w:val="24"/>
-        </w:rPr>
-        <w:t>sub_cadena</w:t>
-      </w:r>
-      <w:proofErr w:type="spellEnd"/>
-      <w:r>
-        <w:rPr>
-          <w:rFonts w:cstheme="minorHAnsi"/>
-          <w:sz w:val="24"/>
-          <w:szCs w:val="24"/>
-        </w:rPr>
-        <w:t>)</w:t>
+      <w:r>
+        <w:rPr>
+          <w:rFonts w:cstheme="minorHAnsi"/>
+          <w:sz w:val="24"/>
+          <w:szCs w:val="24"/>
+        </w:rPr>
+        <w:t>print(sub_cadena)</w:t>
       </w:r>
     </w:p>
     <w:p>
@@ -4056,7 +3740,7 @@
     </w:p>
     <w:p>
       <w:pPr>
-        <w:pStyle w:val="ListParagraph"/>
+        <w:pStyle w:val="Prrafodelista"/>
         <w:widowControl/>
         <w:numPr>
           <w:ilvl w:val="0"/>
@@ -4084,25 +3768,7 @@
           <w:sz w:val="24"/>
           <w:szCs w:val="24"/>
         </w:rPr>
-        <w:t xml:space="preserve"> = "</w:t>
-      </w:r>
-      <w:proofErr w:type="spellStart"/>
-      <w:r>
-        <w:rPr>
-          <w:rFonts w:cstheme="minorHAnsi"/>
-          <w:sz w:val="24"/>
-          <w:szCs w:val="24"/>
-        </w:rPr>
-        <w:t>Computacion</w:t>
-      </w:r>
-      <w:proofErr w:type="spellEnd"/>
-      <w:r>
-        <w:rPr>
-          <w:rFonts w:cstheme="minorHAnsi"/>
-          <w:sz w:val="24"/>
-          <w:szCs w:val="24"/>
-        </w:rPr>
-        <w:t>"</w:t>
+        <w:t xml:space="preserve"> = "Computacion"</w:t>
       </w:r>
     </w:p>
     <w:p>
@@ -4114,23 +3780,13 @@
           <w:szCs w:val="24"/>
         </w:rPr>
       </w:pPr>
-      <w:proofErr w:type="spellStart"/>
-      <w:r>
-        <w:rPr>
-          <w:rFonts w:cstheme="minorHAnsi"/>
-          <w:sz w:val="24"/>
-          <w:szCs w:val="24"/>
-        </w:rPr>
-        <w:t>sub_cadena</w:t>
-      </w:r>
-      <w:proofErr w:type="spellEnd"/>
-      <w:r>
-        <w:rPr>
-          <w:rFonts w:cstheme="minorHAnsi"/>
-          <w:sz w:val="24"/>
-          <w:szCs w:val="24"/>
-        </w:rPr>
-        <w:t xml:space="preserve"> = cadena[3]</w:t>
+      <w:r>
+        <w:rPr>
+          <w:rFonts w:cstheme="minorHAnsi"/>
+          <w:sz w:val="24"/>
+          <w:szCs w:val="24"/>
+        </w:rPr>
+        <w:t>sub_cadena = cadena[3]</w:t>
       </w:r>
     </w:p>
     <w:p>
@@ -4142,41 +3798,13 @@
           <w:szCs w:val="24"/>
         </w:rPr>
       </w:pPr>
-      <w:proofErr w:type="spellStart"/>
-      <w:r>
-        <w:rPr>
-          <w:rFonts w:cstheme="minorHAnsi"/>
-          <w:sz w:val="24"/>
-          <w:szCs w:val="24"/>
-        </w:rPr>
-        <w:t>print</w:t>
-      </w:r>
-      <w:proofErr w:type="spellEnd"/>
-      <w:r>
-        <w:rPr>
-          <w:rFonts w:cstheme="minorHAnsi"/>
-          <w:sz w:val="24"/>
-          <w:szCs w:val="24"/>
-        </w:rPr>
-        <w:t>(</w:t>
-      </w:r>
-      <w:proofErr w:type="spellStart"/>
-      <w:r>
-        <w:rPr>
-          <w:rFonts w:cstheme="minorHAnsi"/>
-          <w:sz w:val="24"/>
-          <w:szCs w:val="24"/>
-        </w:rPr>
-        <w:t>sub_cadena</w:t>
-      </w:r>
-      <w:proofErr w:type="spellEnd"/>
-      <w:r>
-        <w:rPr>
-          <w:rFonts w:cstheme="minorHAnsi"/>
-          <w:sz w:val="24"/>
-          <w:szCs w:val="24"/>
-        </w:rPr>
-        <w:t>)</w:t>
+      <w:r>
+        <w:rPr>
+          <w:rFonts w:cstheme="minorHAnsi"/>
+          <w:sz w:val="24"/>
+          <w:szCs w:val="24"/>
+        </w:rPr>
+        <w:t>print(sub_cadena)</w:t>
       </w:r>
     </w:p>
     <w:p>
@@ -4191,7 +3819,7 @@
     </w:p>
     <w:p>
       <w:pPr>
-        <w:pStyle w:val="ListParagraph"/>
+        <w:pStyle w:val="Prrafodelista"/>
         <w:widowControl/>
         <w:numPr>
           <w:ilvl w:val="0"/>
@@ -4219,25 +3847,7 @@
           <w:sz w:val="24"/>
           <w:szCs w:val="24"/>
         </w:rPr>
-        <w:t xml:space="preserve"> = "</w:t>
-      </w:r>
-      <w:proofErr w:type="spellStart"/>
-      <w:r>
-        <w:rPr>
-          <w:rFonts w:cstheme="minorHAnsi"/>
-          <w:sz w:val="24"/>
-          <w:szCs w:val="24"/>
-        </w:rPr>
-        <w:t>Computacion</w:t>
-      </w:r>
-      <w:proofErr w:type="spellEnd"/>
-      <w:r>
-        <w:rPr>
-          <w:rFonts w:cstheme="minorHAnsi"/>
-          <w:sz w:val="24"/>
-          <w:szCs w:val="24"/>
-        </w:rPr>
-        <w:t>"</w:t>
+        <w:t xml:space="preserve"> = "Computacion"</w:t>
       </w:r>
     </w:p>
     <w:p>
@@ -4255,25 +3865,7 @@
           <w:sz w:val="24"/>
           <w:szCs w:val="24"/>
         </w:rPr>
-        <w:t xml:space="preserve">res = </w:t>
-      </w:r>
-      <w:proofErr w:type="spellStart"/>
-      <w:r>
-        <w:rPr>
-          <w:rFonts w:cstheme="minorHAnsi"/>
-          <w:sz w:val="24"/>
-          <w:szCs w:val="24"/>
-        </w:rPr>
-        <w:t>cadena.find</w:t>
-      </w:r>
-      <w:proofErr w:type="spellEnd"/>
-      <w:r>
-        <w:rPr>
-          <w:rFonts w:cstheme="minorHAnsi"/>
-          <w:sz w:val="24"/>
-          <w:szCs w:val="24"/>
-        </w:rPr>
-        <w:t>(</w:t>
+        <w:t>res = cadena.find(</w:t>
       </w:r>
       <w:r>
         <w:rPr>
@@ -4317,23 +3909,13 @@
           <w:szCs w:val="24"/>
         </w:rPr>
       </w:pPr>
-      <w:proofErr w:type="spellStart"/>
-      <w:r>
-        <w:rPr>
-          <w:rFonts w:cstheme="minorHAnsi"/>
-          <w:sz w:val="24"/>
-          <w:szCs w:val="24"/>
-        </w:rPr>
-        <w:t>print</w:t>
-      </w:r>
-      <w:proofErr w:type="spellEnd"/>
-      <w:r>
-        <w:rPr>
-          <w:rFonts w:cstheme="minorHAnsi"/>
-          <w:sz w:val="24"/>
-          <w:szCs w:val="24"/>
-        </w:rPr>
-        <w:t>(res)</w:t>
+      <w:r>
+        <w:rPr>
+          <w:rFonts w:cstheme="minorHAnsi"/>
+          <w:sz w:val="24"/>
+          <w:szCs w:val="24"/>
+        </w:rPr>
+        <w:t>print(res)</w:t>
       </w:r>
     </w:p>
     <w:p>
@@ -4348,7 +3930,7 @@
     </w:p>
     <w:p>
       <w:pPr>
-        <w:pStyle w:val="ListParagraph"/>
+        <w:pStyle w:val="Prrafodelista"/>
         <w:widowControl/>
         <w:numPr>
           <w:ilvl w:val="0"/>
@@ -4376,25 +3958,7 @@
           <w:sz w:val="24"/>
           <w:szCs w:val="24"/>
         </w:rPr>
-        <w:t xml:space="preserve"> = "</w:t>
-      </w:r>
-      <w:proofErr w:type="spellStart"/>
-      <w:r>
-        <w:rPr>
-          <w:rFonts w:cstheme="minorHAnsi"/>
-          <w:sz w:val="24"/>
-          <w:szCs w:val="24"/>
-        </w:rPr>
-        <w:t>Computacion</w:t>
-      </w:r>
-      <w:proofErr w:type="spellEnd"/>
-      <w:r>
-        <w:rPr>
-          <w:rFonts w:cstheme="minorHAnsi"/>
-          <w:sz w:val="24"/>
-          <w:szCs w:val="24"/>
-        </w:rPr>
-        <w:t>"</w:t>
+        <w:t xml:space="preserve"> = "Computacion"</w:t>
       </w:r>
     </w:p>
     <w:p>
@@ -4412,25 +3976,7 @@
           <w:sz w:val="24"/>
           <w:szCs w:val="24"/>
         </w:rPr>
-        <w:t xml:space="preserve">cadena2 = </w:t>
-      </w:r>
-      <w:proofErr w:type="spellStart"/>
-      <w:r>
-        <w:rPr>
-          <w:rFonts w:cstheme="minorHAnsi"/>
-          <w:sz w:val="24"/>
-          <w:szCs w:val="24"/>
-        </w:rPr>
-        <w:t>cadena.replace</w:t>
-      </w:r>
-      <w:proofErr w:type="spellEnd"/>
-      <w:r>
-        <w:rPr>
-          <w:rFonts w:cstheme="minorHAnsi"/>
-          <w:sz w:val="24"/>
-          <w:szCs w:val="24"/>
-        </w:rPr>
-        <w:t>(</w:t>
+        <w:t>cadena2 = cadena.replace(</w:t>
       </w:r>
       <w:r>
         <w:rPr>
@@ -4506,23 +4052,13 @@
           <w:szCs w:val="24"/>
         </w:rPr>
       </w:pPr>
-      <w:proofErr w:type="spellStart"/>
-      <w:r>
-        <w:rPr>
-          <w:rFonts w:cstheme="minorHAnsi"/>
-          <w:sz w:val="24"/>
-          <w:szCs w:val="24"/>
-        </w:rPr>
-        <w:t>print</w:t>
-      </w:r>
-      <w:proofErr w:type="spellEnd"/>
-      <w:r>
-        <w:rPr>
-          <w:rFonts w:cstheme="minorHAnsi"/>
-          <w:sz w:val="24"/>
-          <w:szCs w:val="24"/>
-        </w:rPr>
-        <w:t>(cadena2)</w:t>
+      <w:r>
+        <w:rPr>
+          <w:rFonts w:cstheme="minorHAnsi"/>
+          <w:sz w:val="24"/>
+          <w:szCs w:val="24"/>
+        </w:rPr>
+        <w:t>print(cadena2)</w:t>
       </w:r>
     </w:p>
     <w:p>
@@ -4537,7 +4073,7 @@
     </w:p>
     <w:p>
       <w:pPr>
-        <w:pStyle w:val="ListParagraph"/>
+        <w:pStyle w:val="Prrafodelista"/>
         <w:widowControl/>
         <w:numPr>
           <w:ilvl w:val="0"/>
@@ -4565,25 +4101,7 @@
           <w:sz w:val="24"/>
           <w:szCs w:val="24"/>
         </w:rPr>
-        <w:t xml:space="preserve"> = "</w:t>
-      </w:r>
-      <w:proofErr w:type="spellStart"/>
-      <w:r>
-        <w:rPr>
-          <w:rFonts w:cstheme="minorHAnsi"/>
-          <w:sz w:val="24"/>
-          <w:szCs w:val="24"/>
-        </w:rPr>
-        <w:t>Computacion</w:t>
-      </w:r>
-      <w:proofErr w:type="spellEnd"/>
-      <w:r>
-        <w:rPr>
-          <w:rFonts w:cstheme="minorHAnsi"/>
-          <w:sz w:val="24"/>
-          <w:szCs w:val="24"/>
-        </w:rPr>
-        <w:t>"</w:t>
+        <w:t xml:space="preserve"> = "Computacion"</w:t>
       </w:r>
     </w:p>
     <w:p>
@@ -4601,25 +4119,7 @@
           <w:sz w:val="24"/>
           <w:szCs w:val="24"/>
         </w:rPr>
-        <w:t xml:space="preserve">cadena2 = </w:t>
-      </w:r>
-      <w:proofErr w:type="spellStart"/>
-      <w:r>
-        <w:rPr>
-          <w:rFonts w:cstheme="minorHAnsi"/>
-          <w:sz w:val="24"/>
-          <w:szCs w:val="24"/>
-        </w:rPr>
-        <w:t>cadena.upper</w:t>
-      </w:r>
-      <w:proofErr w:type="spellEnd"/>
-      <w:r>
-        <w:rPr>
-          <w:rFonts w:cstheme="minorHAnsi"/>
-          <w:sz w:val="24"/>
-          <w:szCs w:val="24"/>
-        </w:rPr>
-        <w:t>()</w:t>
+        <w:t>cadena2 = cadena.upper()</w:t>
       </w:r>
     </w:p>
     <w:p>
@@ -4631,23 +4131,13 @@
           <w:szCs w:val="24"/>
         </w:rPr>
       </w:pPr>
-      <w:proofErr w:type="spellStart"/>
-      <w:r>
-        <w:rPr>
-          <w:rFonts w:cstheme="minorHAnsi"/>
-          <w:sz w:val="24"/>
-          <w:szCs w:val="24"/>
-        </w:rPr>
-        <w:t>print</w:t>
-      </w:r>
-      <w:proofErr w:type="spellEnd"/>
-      <w:r>
-        <w:rPr>
-          <w:rFonts w:cstheme="minorHAnsi"/>
-          <w:sz w:val="24"/>
-          <w:szCs w:val="24"/>
-        </w:rPr>
-        <w:t>(cadena2)</w:t>
+      <w:r>
+        <w:rPr>
+          <w:rFonts w:cstheme="minorHAnsi"/>
+          <w:sz w:val="24"/>
+          <w:szCs w:val="24"/>
+        </w:rPr>
+        <w:t>print(cadena2)</w:t>
       </w:r>
     </w:p>
     <w:p>
@@ -4662,7 +4152,7 @@
     </w:p>
     <w:p>
       <w:pPr>
-        <w:pStyle w:val="ListParagraph"/>
+        <w:pStyle w:val="Prrafodelista"/>
         <w:widowControl/>
         <w:numPr>
           <w:ilvl w:val="0"/>
@@ -4690,25 +4180,7 @@
           <w:sz w:val="24"/>
           <w:szCs w:val="24"/>
         </w:rPr>
-        <w:t xml:space="preserve"> = "</w:t>
-      </w:r>
-      <w:proofErr w:type="spellStart"/>
-      <w:r>
-        <w:rPr>
-          <w:rFonts w:cstheme="minorHAnsi"/>
-          <w:sz w:val="24"/>
-          <w:szCs w:val="24"/>
-        </w:rPr>
-        <w:t>Computacion</w:t>
-      </w:r>
-      <w:proofErr w:type="spellEnd"/>
-      <w:r>
-        <w:rPr>
-          <w:rFonts w:cstheme="minorHAnsi"/>
-          <w:sz w:val="24"/>
-          <w:szCs w:val="24"/>
-        </w:rPr>
-        <w:t>"</w:t>
+        <w:t xml:space="preserve"> = "Computacion"</w:t>
       </w:r>
     </w:p>
     <w:p>
@@ -4726,25 +4198,7 @@
           <w:sz w:val="24"/>
           <w:szCs w:val="24"/>
         </w:rPr>
-        <w:t xml:space="preserve">cadena2 = </w:t>
-      </w:r>
-      <w:proofErr w:type="spellStart"/>
-      <w:r>
-        <w:rPr>
-          <w:rFonts w:cstheme="minorHAnsi"/>
-          <w:sz w:val="24"/>
-          <w:szCs w:val="24"/>
-        </w:rPr>
-        <w:t>cadena.lower</w:t>
-      </w:r>
-      <w:proofErr w:type="spellEnd"/>
-      <w:r>
-        <w:rPr>
-          <w:rFonts w:cstheme="minorHAnsi"/>
-          <w:sz w:val="24"/>
-          <w:szCs w:val="24"/>
-        </w:rPr>
-        <w:t>()</w:t>
+        <w:t>cadena2 = cadena.lower()</w:t>
       </w:r>
     </w:p>
     <w:p>
@@ -4756,37 +4210,27 @@
           <w:szCs w:val="24"/>
         </w:rPr>
       </w:pPr>
-      <w:proofErr w:type="spellStart"/>
-      <w:r>
-        <w:rPr>
-          <w:rFonts w:cstheme="minorHAnsi"/>
-          <w:sz w:val="24"/>
-          <w:szCs w:val="24"/>
-        </w:rPr>
-        <w:t>print</w:t>
-      </w:r>
-      <w:proofErr w:type="spellEnd"/>
-      <w:r>
-        <w:rPr>
-          <w:rFonts w:cstheme="minorHAnsi"/>
-          <w:sz w:val="24"/>
-          <w:szCs w:val="24"/>
-        </w:rPr>
-        <w:t>(cadena2)</w:t>
-      </w:r>
-    </w:p>
-    <w:p>
-      <w:pPr>
-        <w:rPr>
-          <w:rFonts w:cstheme="minorHAnsi"/>
-          <w:sz w:val="24"/>
-          <w:szCs w:val="24"/>
-        </w:rPr>
-      </w:pPr>
-    </w:p>
-    <w:p>
-      <w:pPr>
-        <w:pStyle w:val="ListParagraph"/>
+      <w:r>
+        <w:rPr>
+          <w:rFonts w:cstheme="minorHAnsi"/>
+          <w:sz w:val="24"/>
+          <w:szCs w:val="24"/>
+        </w:rPr>
+        <w:t>print(cadena2)</w:t>
+      </w:r>
+    </w:p>
+    <w:p>
+      <w:pPr>
+        <w:rPr>
+          <w:rFonts w:cstheme="minorHAnsi"/>
+          <w:sz w:val="24"/>
+          <w:szCs w:val="24"/>
+        </w:rPr>
+      </w:pPr>
+    </w:p>
+    <w:p>
+      <w:pPr>
+        <w:pStyle w:val="Prrafodelista"/>
         <w:widowControl/>
         <w:numPr>
           <w:ilvl w:val="0"/>
@@ -4992,25 +4436,7 @@
           <w:sz w:val="24"/>
           <w:szCs w:val="24"/>
         </w:rPr>
-        <w:t xml:space="preserve">cadena2 = </w:t>
-      </w:r>
-      <w:proofErr w:type="spellStart"/>
-      <w:r>
-        <w:rPr>
-          <w:rFonts w:cstheme="minorHAnsi"/>
-          <w:sz w:val="24"/>
-          <w:szCs w:val="24"/>
-        </w:rPr>
-        <w:t>cadena.split</w:t>
-      </w:r>
-      <w:proofErr w:type="spellEnd"/>
-      <w:r>
-        <w:rPr>
-          <w:rFonts w:cstheme="minorHAnsi"/>
-          <w:sz w:val="24"/>
-          <w:szCs w:val="24"/>
-        </w:rPr>
-        <w:t>(</w:t>
+        <w:t>cadena2 = cadena.split(</w:t>
       </w:r>
       <w:r>
         <w:rPr>
@@ -5054,24 +4480,127 @@
           <w:szCs w:val="24"/>
         </w:rPr>
       </w:pPr>
-      <w:proofErr w:type="spellStart"/>
-      <w:r>
-        <w:rPr>
-          <w:rFonts w:cstheme="minorHAnsi"/>
-          <w:sz w:val="24"/>
-          <w:szCs w:val="24"/>
-        </w:rPr>
-        <w:t>print</w:t>
-      </w:r>
-      <w:proofErr w:type="spellEnd"/>
-      <w:r>
-        <w:rPr>
-          <w:rFonts w:cstheme="minorHAnsi"/>
-          <w:sz w:val="24"/>
-          <w:szCs w:val="24"/>
-        </w:rPr>
-        <w:t>(cadena2)</w:t>
-      </w:r>
+      <w:r>
+        <w:rPr>
+          <w:rFonts w:cstheme="minorHAnsi"/>
+          <w:sz w:val="24"/>
+          <w:szCs w:val="24"/>
+        </w:rPr>
+        <w:t>print(cadena2)</w:t>
+      </w:r>
+    </w:p>
+    <w:p>
+      <w:pPr>
+        <w:ind w:left="708"/>
+        <w:rPr>
+          <w:rFonts w:cstheme="minorHAnsi"/>
+          <w:sz w:val="24"/>
+          <w:szCs w:val="24"/>
+        </w:rPr>
+      </w:pPr>
+    </w:p>
+    <w:p>
+      <w:pPr>
+        <w:pStyle w:val="Prrafodelista"/>
+        <w:widowControl/>
+        <w:numPr>
+          <w:ilvl w:val="0"/>
+          <w:numId w:val="8"/>
+        </w:numPr>
+        <w:spacing w:after="160" w:line="259" w:lineRule="auto"/>
+        <w:contextualSpacing/>
+        <w:rPr>
+          <w:rFonts w:cstheme="minorHAnsi"/>
+          <w:sz w:val="24"/>
+          <w:szCs w:val="24"/>
+        </w:rPr>
+      </w:pPr>
+      <w:r>
+        <w:rPr>
+          <w:rFonts w:cstheme="minorHAnsi"/>
+          <w:sz w:val="24"/>
+          <w:szCs w:val="24"/>
+        </w:rPr>
+        <w:t>cadena = "</w:t>
+      </w:r>
+      <w:r>
+        <w:rPr>
+          <w:rFonts w:cstheme="minorHAnsi"/>
+          <w:sz w:val="24"/>
+          <w:szCs w:val="24"/>
+        </w:rPr>
+        <w:t>Computacion</w:t>
+      </w:r>
+      <w:r>
+        <w:rPr>
+          <w:rFonts w:cstheme="minorHAnsi"/>
+          <w:sz w:val="24"/>
+          <w:szCs w:val="24"/>
+        </w:rPr>
+        <w:t>"</w:t>
+      </w:r>
+    </w:p>
+    <w:p>
+      <w:pPr>
+        <w:ind w:left="708"/>
+        <w:rPr>
+          <w:rFonts w:cstheme="minorHAnsi"/>
+          <w:sz w:val="24"/>
+          <w:szCs w:val="24"/>
+        </w:rPr>
+      </w:pPr>
+      <w:r>
+        <w:rPr>
+          <w:rFonts w:cstheme="minorHAnsi"/>
+          <w:sz w:val="24"/>
+          <w:szCs w:val="24"/>
+        </w:rPr>
+        <w:t>posicion = cadena.find('</w:t>
+      </w:r>
+      <w:r>
+        <w:rPr>
+          <w:rFonts w:cstheme="minorHAnsi"/>
+          <w:sz w:val="24"/>
+          <w:szCs w:val="24"/>
+        </w:rPr>
+        <w:t>t</w:t>
+      </w:r>
+      <w:r>
+        <w:rPr>
+          <w:rFonts w:cstheme="minorHAnsi"/>
+          <w:sz w:val="24"/>
+          <w:szCs w:val="24"/>
+        </w:rPr>
+        <w:t>')</w:t>
+      </w:r>
+    </w:p>
+    <w:p>
+      <w:pPr>
+        <w:ind w:left="708"/>
+        <w:rPr>
+          <w:rFonts w:cstheme="minorHAnsi"/>
+          <w:sz w:val="24"/>
+          <w:szCs w:val="24"/>
+        </w:rPr>
+      </w:pPr>
+      <w:r>
+        <w:rPr>
+          <w:rFonts w:cstheme="minorHAnsi"/>
+          <w:sz w:val="24"/>
+          <w:szCs w:val="24"/>
+        </w:rPr>
+        <w:t>print(posicion)</w:t>
+      </w:r>
+    </w:p>
+    <w:p>
+      <w:pPr>
+        <w:ind w:left="708"/>
+        <w:rPr>
+          <w:rFonts w:cstheme="minorHAnsi"/>
+          <w:sz w:val="24"/>
+          <w:szCs w:val="24"/>
+        </w:rPr>
+      </w:pPr>
     </w:p>
     <w:p>
       <w:pPr>
@@ -5095,14 +4624,14 @@
     </w:p>
     <w:p>
       <w:pPr>
-        <w:pStyle w:val="BodyText"/>
+        <w:pStyle w:val="Textoindependiente"/>
         <w:spacing w:line="242" w:lineRule="auto"/>
         <w:ind w:left="1041" w:right="7089"/>
       </w:pPr>
     </w:p>
     <w:p>
       <w:pPr>
-        <w:pStyle w:val="BodyText"/>
+        <w:pStyle w:val="Textoindependiente"/>
         <w:spacing w:line="242" w:lineRule="auto"/>
         <w:ind w:left="1041" w:right="7089"/>
         <w:rPr>
@@ -5112,7 +4641,7 @@
     </w:p>
     <w:p>
       <w:pPr>
-        <w:pStyle w:val="BodyText"/>
+        <w:pStyle w:val="Textoindependiente"/>
         <w:spacing w:line="242" w:lineRule="auto"/>
         <w:ind w:left="1041" w:right="7089"/>
         <w:rPr>
@@ -5122,7 +4651,7 @@
     </w:p>
     <w:p>
       <w:pPr>
-        <w:pStyle w:val="BodyText"/>
+        <w:pStyle w:val="Textoindependiente"/>
         <w:spacing w:line="242" w:lineRule="auto"/>
         <w:ind w:left="1041" w:right="7089"/>
         <w:rPr>
@@ -5132,7 +4661,7 @@
     </w:p>
     <w:p>
       <w:pPr>
-        <w:pStyle w:val="BodyText"/>
+        <w:pStyle w:val="Textoindependiente"/>
         <w:spacing w:line="242" w:lineRule="auto"/>
         <w:ind w:left="1041" w:right="7089"/>
         <w:rPr>
@@ -5142,7 +4671,7 @@
     </w:p>
     <w:p>
       <w:pPr>
-        <w:pStyle w:val="BodyText"/>
+        <w:pStyle w:val="Textoindependiente"/>
         <w:spacing w:line="242" w:lineRule="auto"/>
         <w:ind w:left="1041" w:right="7089"/>
         <w:rPr>
@@ -5152,7 +4681,7 @@
     </w:p>
     <w:p>
       <w:pPr>
-        <w:pStyle w:val="BodyText"/>
+        <w:pStyle w:val="Textoindependiente"/>
         <w:spacing w:line="242" w:lineRule="auto"/>
         <w:ind w:left="1041" w:right="7089"/>
         <w:rPr>
@@ -5162,57 +4691,7 @@
     </w:p>
     <w:p>
       <w:pPr>
-        <w:pStyle w:val="BodyText"/>
-        <w:spacing w:line="242" w:lineRule="auto"/>
-        <w:ind w:left="1041" w:right="7089"/>
-        <w:rPr>
-          <w:spacing w:val="-1"/>
-        </w:rPr>
-      </w:pPr>
-    </w:p>
-    <w:p>
-      <w:pPr>
-        <w:pStyle w:val="BodyText"/>
-        <w:spacing w:line="242" w:lineRule="auto"/>
-        <w:ind w:left="1041" w:right="7089"/>
-        <w:rPr>
-          <w:spacing w:val="-1"/>
-        </w:rPr>
-      </w:pPr>
-    </w:p>
-    <w:p>
-      <w:pPr>
-        <w:pStyle w:val="BodyText"/>
-        <w:spacing w:line="242" w:lineRule="auto"/>
-        <w:ind w:left="1041" w:right="7089"/>
-        <w:rPr>
-          <w:spacing w:val="-1"/>
-        </w:rPr>
-      </w:pPr>
-    </w:p>
-    <w:p>
-      <w:pPr>
-        <w:pStyle w:val="BodyText"/>
-        <w:spacing w:line="242" w:lineRule="auto"/>
-        <w:ind w:left="1041" w:right="7089"/>
-        <w:rPr>
-          <w:spacing w:val="-1"/>
-        </w:rPr>
-      </w:pPr>
-    </w:p>
-    <w:p>
-      <w:pPr>
-        <w:pStyle w:val="BodyText"/>
-        <w:spacing w:line="242" w:lineRule="auto"/>
-        <w:ind w:left="1041" w:right="7089"/>
-        <w:rPr>
-          <w:spacing w:val="-1"/>
-        </w:rPr>
-      </w:pPr>
-    </w:p>
-    <w:p>
-      <w:pPr>
-        <w:pStyle w:val="BodyText"/>
+        <w:pStyle w:val="Textoindependiente"/>
         <w:numPr>
           <w:ilvl w:val="0"/>
           <w:numId w:val="2"/>
@@ -5255,7 +4734,7 @@
     </w:p>
     <w:p>
       <w:pPr>
-        <w:pStyle w:val="ListParagraph"/>
+        <w:pStyle w:val="Prrafodelista"/>
         <w:widowControl/>
         <w:numPr>
           <w:ilvl w:val="0"/>
@@ -5271,7 +4750,13 @@
         <w:rPr>
           <w:rFonts w:ascii="Arial" w:hAnsi="Arial" w:cs="Arial"/>
         </w:rPr>
-        <w:t>lista = [10, 12, 14, 16, 18, 20, 22, 24]</w:t>
+        <w:t xml:space="preserve">lista = [10, 12, 14, 16, 18, 20, 22, </w:t>
+      </w:r>
+      <w:r>
+        <w:rPr>
+          <w:rFonts w:ascii="Arial" w:hAnsi="Arial" w:cs="Arial"/>
+        </w:rPr>
+        <w:t>24]</w:t>
       </w:r>
     </w:p>
     <w:p>
@@ -5281,53 +4766,37 @@
           <w:rFonts w:ascii="Arial" w:hAnsi="Arial" w:cs="Arial"/>
         </w:rPr>
       </w:pPr>
-      <w:proofErr w:type="spellStart"/>
       <w:r>
         <w:rPr>
           <w:rFonts w:ascii="Arial" w:hAnsi="Arial" w:cs="Arial"/>
         </w:rPr>
-        <w:t>lista.insert</w:t>
-      </w:r>
-      <w:proofErr w:type="spellEnd"/>
-      <w:r>
+        <w:t>lista.insert(4, 50)</w:t>
+      </w:r>
+    </w:p>
+    <w:p>
+      <w:pPr>
+        <w:ind w:left="708"/>
         <w:rPr>
           <w:rFonts w:ascii="Arial" w:hAnsi="Arial" w:cs="Arial"/>
         </w:rPr>
-        <w:t>(4, 50)</w:t>
-      </w:r>
-    </w:p>
-    <w:p>
-      <w:pPr>
-        <w:ind w:left="708"/>
+      </w:pPr>
+      <w:r>
         <w:rPr>
           <w:rFonts w:ascii="Arial" w:hAnsi="Arial" w:cs="Arial"/>
         </w:rPr>
-      </w:pPr>
-      <w:proofErr w:type="spellStart"/>
-      <w:r>
+        <w:t>print(lista)</w:t>
+      </w:r>
+    </w:p>
+    <w:p>
+      <w:pPr>
         <w:rPr>
           <w:rFonts w:ascii="Arial" w:hAnsi="Arial" w:cs="Arial"/>
         </w:rPr>
-        <w:t>print</w:t>
-      </w:r>
-      <w:proofErr w:type="spellEnd"/>
-      <w:r>
-        <w:rPr>
-          <w:rFonts w:ascii="Arial" w:hAnsi="Arial" w:cs="Arial"/>
-        </w:rPr>
-        <w:t>(lista)</w:t>
-      </w:r>
-    </w:p>
-    <w:p>
-      <w:pPr>
-        <w:rPr>
-          <w:rFonts w:ascii="Arial" w:hAnsi="Arial" w:cs="Arial"/>
-        </w:rPr>
-      </w:pPr>
-    </w:p>
-    <w:p>
-      <w:pPr>
-        <w:pStyle w:val="ListParagraph"/>
+      </w:pPr>
+    </w:p>
+    <w:p>
+      <w:pPr>
+        <w:pStyle w:val="Prrafodelista"/>
         <w:widowControl/>
         <w:numPr>
           <w:ilvl w:val="0"/>
@@ -5353,53 +4822,37 @@
           <w:rFonts w:ascii="Arial" w:hAnsi="Arial" w:cs="Arial"/>
         </w:rPr>
       </w:pPr>
-      <w:proofErr w:type="spellStart"/>
       <w:r>
         <w:rPr>
           <w:rFonts w:ascii="Arial" w:hAnsi="Arial" w:cs="Arial"/>
         </w:rPr>
-        <w:t>lista.append</w:t>
-      </w:r>
-      <w:proofErr w:type="spellEnd"/>
-      <w:r>
+        <w:t>lista.append(50)</w:t>
+      </w:r>
+    </w:p>
+    <w:p>
+      <w:pPr>
+        <w:ind w:left="708"/>
         <w:rPr>
           <w:rFonts w:ascii="Arial" w:hAnsi="Arial" w:cs="Arial"/>
         </w:rPr>
-        <w:t>(50)</w:t>
-      </w:r>
-    </w:p>
-    <w:p>
-      <w:pPr>
-        <w:ind w:left="708"/>
+      </w:pPr>
+      <w:r>
         <w:rPr>
           <w:rFonts w:ascii="Arial" w:hAnsi="Arial" w:cs="Arial"/>
         </w:rPr>
-      </w:pPr>
-      <w:proofErr w:type="spellStart"/>
-      <w:r>
+        <w:t>print(lista)</w:t>
+      </w:r>
+    </w:p>
+    <w:p>
+      <w:pPr>
         <w:rPr>
           <w:rFonts w:ascii="Arial" w:hAnsi="Arial" w:cs="Arial"/>
         </w:rPr>
-        <w:t>print</w:t>
-      </w:r>
-      <w:proofErr w:type="spellEnd"/>
-      <w:r>
-        <w:rPr>
-          <w:rFonts w:ascii="Arial" w:hAnsi="Arial" w:cs="Arial"/>
-        </w:rPr>
-        <w:t>(lista)</w:t>
-      </w:r>
-    </w:p>
-    <w:p>
-      <w:pPr>
-        <w:rPr>
-          <w:rFonts w:ascii="Arial" w:hAnsi="Arial" w:cs="Arial"/>
-        </w:rPr>
-      </w:pPr>
-    </w:p>
-    <w:p>
-      <w:pPr>
-        <w:pStyle w:val="ListParagraph"/>
+      </w:pPr>
+    </w:p>
+    <w:p>
+      <w:pPr>
+        <w:pStyle w:val="Prrafodelista"/>
         <w:widowControl/>
         <w:numPr>
           <w:ilvl w:val="0"/>
@@ -5425,45 +4878,23 @@
           <w:rFonts w:ascii="Arial" w:hAnsi="Arial" w:cs="Arial"/>
         </w:rPr>
       </w:pPr>
-      <w:proofErr w:type="spellStart"/>
       <w:r>
         <w:rPr>
           <w:rFonts w:ascii="Arial" w:hAnsi="Arial" w:cs="Arial"/>
         </w:rPr>
-        <w:t>print</w:t>
-      </w:r>
-      <w:proofErr w:type="spellEnd"/>
-      <w:r>
+        <w:t>print(len(lista))</w:t>
+      </w:r>
+    </w:p>
+    <w:p>
+      <w:pPr>
         <w:rPr>
           <w:rFonts w:ascii="Arial" w:hAnsi="Arial" w:cs="Arial"/>
         </w:rPr>
-        <w:t>(</w:t>
-      </w:r>
-      <w:proofErr w:type="spellStart"/>
-      <w:r>
-        <w:rPr>
-          <w:rFonts w:ascii="Arial" w:hAnsi="Arial" w:cs="Arial"/>
-        </w:rPr>
-        <w:t>len</w:t>
-      </w:r>
-      <w:proofErr w:type="spellEnd"/>
-      <w:r>
-        <w:rPr>
-          <w:rFonts w:ascii="Arial" w:hAnsi="Arial" w:cs="Arial"/>
-        </w:rPr>
-        <w:t>(lista))</w:t>
-      </w:r>
-    </w:p>
-    <w:p>
-      <w:pPr>
-        <w:rPr>
-          <w:rFonts w:ascii="Arial" w:hAnsi="Arial" w:cs="Arial"/>
-        </w:rPr>
-      </w:pPr>
-    </w:p>
-    <w:p>
-      <w:pPr>
-        <w:pStyle w:val="ListParagraph"/>
+      </w:pPr>
+    </w:p>
+    <w:p>
+      <w:pPr>
+        <w:pStyle w:val="Prrafodelista"/>
         <w:widowControl/>
         <w:numPr>
           <w:ilvl w:val="0"/>
@@ -5515,32 +4946,24 @@
           <w:rFonts w:ascii="Arial" w:hAnsi="Arial" w:cs="Arial"/>
         </w:rPr>
       </w:pPr>
-      <w:proofErr w:type="spellStart"/>
       <w:r>
         <w:rPr>
           <w:rFonts w:ascii="Arial" w:hAnsi="Arial" w:cs="Arial"/>
         </w:rPr>
-        <w:t>print</w:t>
-      </w:r>
-      <w:proofErr w:type="spellEnd"/>
-      <w:r>
+        <w:t>print(lista)</w:t>
+      </w:r>
+    </w:p>
+    <w:p>
+      <w:pPr>
+        <w:ind w:left="708"/>
         <w:rPr>
           <w:rFonts w:ascii="Arial" w:hAnsi="Arial" w:cs="Arial"/>
         </w:rPr>
-        <w:t>(lista)</w:t>
-      </w:r>
-    </w:p>
-    <w:p>
-      <w:pPr>
-        <w:ind w:left="708"/>
-        <w:rPr>
-          <w:rFonts w:ascii="Arial" w:hAnsi="Arial" w:cs="Arial"/>
-        </w:rPr>
-      </w:pPr>
-    </w:p>
-    <w:p>
-      <w:pPr>
-        <w:pStyle w:val="ListParagraph"/>
+      </w:pPr>
+    </w:p>
+    <w:p>
+      <w:pPr>
+        <w:pStyle w:val="Prrafodelista"/>
         <w:widowControl/>
         <w:numPr>
           <w:ilvl w:val="0"/>
@@ -5556,7 +4979,19 @@
         <w:rPr>
           <w:rFonts w:ascii="Arial" w:hAnsi="Arial" w:cs="Arial"/>
         </w:rPr>
-        <w:t>lista = [10, 12, 14, 16, 18, 20, 22, 24]</w:t>
+        <w:t xml:space="preserve">lista = [10, 12, 14, 16, 18, 20, </w:t>
+      </w:r>
+      <w:r>
+        <w:rPr>
+          <w:rFonts w:ascii="Arial" w:hAnsi="Arial" w:cs="Arial"/>
+        </w:rPr>
+        <w:t>1</w:t>
+      </w:r>
+      <w:r>
+        <w:rPr>
+          <w:rFonts w:ascii="Arial" w:hAnsi="Arial" w:cs="Arial"/>
+        </w:rPr>
+        <w:t>2, 24]</w:t>
       </w:r>
     </w:p>
     <w:p>
@@ -5570,7 +5005,19 @@
         <w:rPr>
           <w:rFonts w:ascii="Arial" w:hAnsi="Arial" w:cs="Arial"/>
         </w:rPr>
-        <w:t>lista[7] = lista[5] + lista[6]</w:t>
+        <w:t>lista.remove(</w:t>
+      </w:r>
+      <w:r>
+        <w:rPr>
+          <w:rFonts w:ascii="Arial" w:hAnsi="Arial" w:cs="Arial"/>
+        </w:rPr>
+        <w:t>12</w:t>
+      </w:r>
+      <w:r>
+        <w:rPr>
+          <w:rFonts w:ascii="Arial" w:hAnsi="Arial" w:cs="Arial"/>
+        </w:rPr>
+        <w:t>)</w:t>
       </w:r>
     </w:p>
     <w:p>
@@ -5580,32 +5027,24 @@
           <w:rFonts w:ascii="Arial" w:hAnsi="Arial" w:cs="Arial"/>
         </w:rPr>
       </w:pPr>
-      <w:proofErr w:type="spellStart"/>
       <w:r>
         <w:rPr>
           <w:rFonts w:ascii="Arial" w:hAnsi="Arial" w:cs="Arial"/>
         </w:rPr>
-        <w:t>print</w:t>
-      </w:r>
-      <w:proofErr w:type="spellEnd"/>
-      <w:r>
+        <w:t>print(lista)</w:t>
+      </w:r>
+    </w:p>
+    <w:p>
+      <w:pPr>
+        <w:ind w:left="708"/>
         <w:rPr>
           <w:rFonts w:ascii="Arial" w:hAnsi="Arial" w:cs="Arial"/>
         </w:rPr>
-        <w:t>(lista)</w:t>
-      </w:r>
-    </w:p>
-    <w:p>
-      <w:pPr>
-        <w:ind w:left="708"/>
-        <w:rPr>
-          <w:rFonts w:ascii="Arial" w:hAnsi="Arial" w:cs="Arial"/>
-        </w:rPr>
-      </w:pPr>
-    </w:p>
-    <w:p>
-      <w:pPr>
-        <w:pStyle w:val="ListParagraph"/>
+      </w:pPr>
+    </w:p>
+    <w:p>
+      <w:pPr>
+        <w:pStyle w:val="Prrafodelista"/>
         <w:widowControl/>
         <w:numPr>
           <w:ilvl w:val="0"/>
@@ -5635,7 +5074,7 @@
         <w:rPr>
           <w:rFonts w:ascii="Arial" w:hAnsi="Arial" w:cs="Arial"/>
         </w:rPr>
-        <w:t>lista[4] = 2 * lista[2] - 10</w:t>
+        <w:t>lista[7] = lista[5] + lista[6]</w:t>
       </w:r>
     </w:p>
     <w:p>
@@ -5645,32 +5084,24 @@
           <w:rFonts w:ascii="Arial" w:hAnsi="Arial" w:cs="Arial"/>
         </w:rPr>
       </w:pPr>
-      <w:proofErr w:type="spellStart"/>
       <w:r>
         <w:rPr>
           <w:rFonts w:ascii="Arial" w:hAnsi="Arial" w:cs="Arial"/>
         </w:rPr>
-        <w:t>print</w:t>
-      </w:r>
-      <w:proofErr w:type="spellEnd"/>
-      <w:r>
+        <w:t>print(lista)</w:t>
+      </w:r>
+    </w:p>
+    <w:p>
+      <w:pPr>
+        <w:ind w:left="708"/>
         <w:rPr>
           <w:rFonts w:ascii="Arial" w:hAnsi="Arial" w:cs="Arial"/>
         </w:rPr>
-        <w:t>(lista)</w:t>
-      </w:r>
-    </w:p>
-    <w:p>
-      <w:pPr>
-        <w:ind w:left="708"/>
-        <w:rPr>
-          <w:rFonts w:ascii="Arial" w:hAnsi="Arial" w:cs="Arial"/>
-        </w:rPr>
-      </w:pPr>
-    </w:p>
-    <w:p>
-      <w:pPr>
-        <w:pStyle w:val="ListParagraph"/>
+      </w:pPr>
+    </w:p>
+    <w:p>
+      <w:pPr>
+        <w:pStyle w:val="Prrafodelista"/>
         <w:widowControl/>
         <w:numPr>
           <w:ilvl w:val="0"/>
@@ -5691,6 +5122,63 @@
     </w:p>
     <w:p>
       <w:pPr>
+        <w:ind w:left="708"/>
+        <w:rPr>
+          <w:rFonts w:ascii="Arial" w:hAnsi="Arial" w:cs="Arial"/>
+        </w:rPr>
+      </w:pPr>
+      <w:r>
+        <w:rPr>
+          <w:rFonts w:ascii="Arial" w:hAnsi="Arial" w:cs="Arial"/>
+        </w:rPr>
+        <w:t>lista[4] = 2 * lista[2] - 10</w:t>
+      </w:r>
+    </w:p>
+    <w:p>
+      <w:pPr>
+        <w:ind w:left="708"/>
+        <w:rPr>
+          <w:rFonts w:ascii="Arial" w:hAnsi="Arial" w:cs="Arial"/>
+        </w:rPr>
+      </w:pPr>
+      <w:r>
+        <w:rPr>
+          <w:rFonts w:ascii="Arial" w:hAnsi="Arial" w:cs="Arial"/>
+        </w:rPr>
+        <w:t>print(lista)</w:t>
+      </w:r>
+    </w:p>
+    <w:p>
+      <w:pPr>
+        <w:ind w:left="708"/>
+        <w:rPr>
+          <w:rFonts w:ascii="Arial" w:hAnsi="Arial" w:cs="Arial"/>
+        </w:rPr>
+      </w:pPr>
+    </w:p>
+    <w:p>
+      <w:pPr>
+        <w:pStyle w:val="Prrafodelista"/>
+        <w:widowControl/>
+        <w:numPr>
+          <w:ilvl w:val="0"/>
+          <w:numId w:val="9"/>
+        </w:numPr>
+        <w:spacing w:after="160" w:line="259" w:lineRule="auto"/>
+        <w:contextualSpacing/>
+        <w:rPr>
+          <w:rFonts w:ascii="Arial" w:hAnsi="Arial" w:cs="Arial"/>
+        </w:rPr>
+      </w:pPr>
+      <w:r>
+        <w:rPr>
+          <w:rFonts w:ascii="Arial" w:hAnsi="Arial" w:cs="Arial"/>
+        </w:rPr>
+        <w:t>lista = [10, 12, 14, 16, 18, 20, 22, 24]</w:t>
+      </w:r>
+    </w:p>
+    <w:p>
+      <w:pPr>
         <w:spacing w:before="120" w:after="120" w:line="360" w:lineRule="auto"/>
         <w:ind w:left="709"/>
         <w:rPr>
@@ -5698,31 +5186,28 @@
           <w:lang w:val="en-US"/>
         </w:rPr>
       </w:pPr>
-      <w:proofErr w:type="spellStart"/>
       <w:r>
         <w:rPr>
           <w:rFonts w:ascii="Arial" w:hAnsi="Arial" w:cs="Arial"/>
           <w:lang w:val="en-US"/>
         </w:rPr>
-        <w:t>acum</w:t>
-      </w:r>
-      <w:proofErr w:type="spellEnd"/>
+        <w:t xml:space="preserve">acum = 0 </w:t>
+      </w:r>
       <w:r>
         <w:rPr>
           <w:rFonts w:ascii="Arial" w:hAnsi="Arial" w:cs="Arial"/>
           <w:lang w:val="en-US"/>
         </w:rPr>
-        <w:t xml:space="preserve"> = 0 </w:t>
+        <w:br/>
+        <w:t>for</w:t>
       </w:r>
       <w:r>
         <w:rPr>
           <w:rFonts w:ascii="Arial" w:hAnsi="Arial" w:cs="Arial"/>
           <w:lang w:val="en-US"/>
         </w:rPr>
-        <w:br/>
-        <w:t xml:space="preserve">for num in </w:t>
-      </w:r>
-      <w:proofErr w:type="spellStart"/>
+        <w:t xml:space="preserve"> i in range(len(</w:t>
+      </w:r>
       <w:r>
         <w:rPr>
           <w:rFonts w:ascii="Arial" w:hAnsi="Arial" w:cs="Arial"/>
@@ -5730,19 +5215,25 @@
         </w:rPr>
         <w:t>lista</w:t>
       </w:r>
-      <w:proofErr w:type="spellEnd"/>
       <w:r>
         <w:rPr>
           <w:rFonts w:ascii="Arial" w:hAnsi="Arial" w:cs="Arial"/>
           <w:lang w:val="en-US"/>
         </w:rPr>
-        <w:t xml:space="preserve">:     </w:t>
+        <w:t>))</w:t>
       </w:r>
       <w:r>
         <w:rPr>
           <w:rFonts w:ascii="Arial" w:hAnsi="Arial" w:cs="Arial"/>
           <w:lang w:val="en-US"/>
         </w:rPr>
+        <w:t xml:space="preserve">:     </w:t>
+      </w:r>
+      <w:r>
+        <w:rPr>
+          <w:rFonts w:ascii="Arial" w:hAnsi="Arial" w:cs="Arial"/>
+          <w:lang w:val="en-US"/>
+        </w:rPr>
         <w:br/>
         <w:t>    if</w:t>
       </w:r>
@@ -5758,47 +5249,43 @@
           <w:rFonts w:ascii="Arial" w:hAnsi="Arial" w:cs="Arial"/>
           <w:lang w:val="en-US"/>
         </w:rPr>
-        <w:t xml:space="preserve">(num % 2 == 0):         </w:t>
+        <w:t>(</w:t>
       </w:r>
       <w:r>
         <w:rPr>
           <w:rFonts w:ascii="Arial" w:hAnsi="Arial" w:cs="Arial"/>
           <w:lang w:val="en-US"/>
         </w:rPr>
-        <w:br/>
-        <w:t xml:space="preserve">        </w:t>
-      </w:r>
-      <w:proofErr w:type="spellStart"/>
+        <w:t>lista[i]</w:t>
+      </w:r>
       <w:r>
         <w:rPr>
           <w:rFonts w:ascii="Arial" w:hAnsi="Arial" w:cs="Arial"/>
           <w:lang w:val="en-US"/>
         </w:rPr>
-        <w:t>acum</w:t>
-      </w:r>
-      <w:proofErr w:type="spellEnd"/>
+        <w:t xml:space="preserve"> % 2 == 0):         </w:t>
+      </w:r>
       <w:r>
         <w:rPr>
           <w:rFonts w:ascii="Arial" w:hAnsi="Arial" w:cs="Arial"/>
           <w:lang w:val="en-US"/>
         </w:rPr>
-        <w:t xml:space="preserve"> = </w:t>
-      </w:r>
-      <w:proofErr w:type="spellStart"/>
+        <w:br/>
+        <w:t xml:space="preserve">        acum = acum + </w:t>
+      </w:r>
       <w:r>
         <w:rPr>
           <w:rFonts w:ascii="Arial" w:hAnsi="Arial" w:cs="Arial"/>
           <w:lang w:val="en-US"/>
         </w:rPr>
-        <w:t>acum</w:t>
-      </w:r>
-      <w:proofErr w:type="spellEnd"/>
+        <w:t>lista[i]</w:t>
+      </w:r>
       <w:r>
         <w:rPr>
           <w:rFonts w:ascii="Arial" w:hAnsi="Arial" w:cs="Arial"/>
           <w:lang w:val="en-US"/>
         </w:rPr>
-        <w:t xml:space="preserve"> + num * 2 </w:t>
+        <w:t xml:space="preserve"> * 2 </w:t>
       </w:r>
       <w:r>
         <w:rPr>
@@ -5806,28 +5293,12 @@
           <w:lang w:val="en-US"/>
         </w:rPr>
         <w:br/>
-        <w:t>print(</w:t>
-      </w:r>
-      <w:proofErr w:type="spellStart"/>
-      <w:r>
-        <w:rPr>
-          <w:rFonts w:ascii="Arial" w:hAnsi="Arial" w:cs="Arial"/>
-          <w:lang w:val="en-US"/>
-        </w:rPr>
-        <w:t>acum</w:t>
-      </w:r>
-      <w:proofErr w:type="spellEnd"/>
-      <w:r>
-        <w:rPr>
-          <w:rFonts w:ascii="Arial" w:hAnsi="Arial" w:cs="Arial"/>
-          <w:lang w:val="en-US"/>
-        </w:rPr>
-        <w:t xml:space="preserve">) </w:t>
-      </w:r>
-    </w:p>
-    <w:p>
-      <w:pPr>
-        <w:pStyle w:val="BodyText"/>
+        <w:t>print(acum)</w:t>
+      </w:r>
+    </w:p>
+    <w:p>
+      <w:pPr>
+        <w:pStyle w:val="Textoindependiente"/>
         <w:spacing w:line="242" w:lineRule="auto"/>
         <w:ind w:left="1041" w:right="7089"/>
         <w:rPr>
@@ -5838,7 +5309,7 @@
     </w:p>
     <w:p>
       <w:pPr>
-        <w:pStyle w:val="BodyText"/>
+        <w:pStyle w:val="Textoindependiente"/>
         <w:spacing w:line="242" w:lineRule="auto"/>
         <w:ind w:left="1041" w:right="7089"/>
         <w:rPr>
@@ -5849,7 +5320,7 @@
     </w:p>
     <w:p>
       <w:pPr>
-        <w:pStyle w:val="BodyText"/>
+        <w:pStyle w:val="Textoindependiente"/>
         <w:spacing w:line="242" w:lineRule="auto"/>
         <w:ind w:left="1041" w:right="7089"/>
         <w:rPr>
@@ -5860,7 +5331,7 @@
     </w:p>
     <w:p>
       <w:pPr>
-        <w:pStyle w:val="BodyText"/>
+        <w:pStyle w:val="Textoindependiente"/>
         <w:spacing w:line="242" w:lineRule="auto"/>
         <w:ind w:left="1041" w:right="7089"/>
         <w:rPr>
@@ -5871,7 +5342,7 @@
     </w:p>
     <w:p>
       <w:pPr>
-        <w:pStyle w:val="BodyText"/>
+        <w:pStyle w:val="Textoindependiente"/>
         <w:spacing w:line="242" w:lineRule="auto"/>
         <w:ind w:left="1041" w:right="7089"/>
         <w:rPr>
@@ -5882,7 +5353,7 @@
     </w:p>
     <w:p>
       <w:pPr>
-        <w:pStyle w:val="BodyText"/>
+        <w:pStyle w:val="Textoindependiente"/>
         <w:spacing w:line="242" w:lineRule="auto"/>
         <w:ind w:left="1041" w:right="7089"/>
         <w:rPr>
@@ -5893,7 +5364,7 @@
     </w:p>
     <w:p>
       <w:pPr>
-        <w:pStyle w:val="BodyText"/>
+        <w:pStyle w:val="Textoindependiente"/>
         <w:spacing w:line="242" w:lineRule="auto"/>
         <w:ind w:left="1041" w:right="7089"/>
         <w:rPr>
@@ -5904,7 +5375,7 @@
     </w:p>
     <w:p>
       <w:pPr>
-        <w:pStyle w:val="BodyText"/>
+        <w:pStyle w:val="Textoindependiente"/>
         <w:spacing w:line="242" w:lineRule="auto"/>
         <w:ind w:left="1041" w:right="7089"/>
         <w:rPr>
@@ -5915,7 +5386,7 @@
     </w:p>
     <w:p>
       <w:pPr>
-        <w:pStyle w:val="BodyText"/>
+        <w:pStyle w:val="Textoindependiente"/>
         <w:spacing w:line="242" w:lineRule="auto"/>
         <w:ind w:left="1041" w:right="7089"/>
         <w:rPr>
@@ -5926,51 +5397,7 @@
     </w:p>
     <w:p>
       <w:pPr>
-        <w:pStyle w:val="BodyText"/>
-        <w:spacing w:line="242" w:lineRule="auto"/>
-        <w:ind w:left="1041" w:right="7089"/>
-        <w:rPr>
-          <w:spacing w:val="-1"/>
-          <w:lang w:val="en-US"/>
-        </w:rPr>
-      </w:pPr>
-    </w:p>
-    <w:p>
-      <w:pPr>
-        <w:pStyle w:val="BodyText"/>
-        <w:spacing w:line="242" w:lineRule="auto"/>
-        <w:ind w:left="1041" w:right="7089"/>
-        <w:rPr>
-          <w:spacing w:val="-1"/>
-          <w:lang w:val="en-US"/>
-        </w:rPr>
-      </w:pPr>
-    </w:p>
-    <w:p>
-      <w:pPr>
-        <w:pStyle w:val="BodyText"/>
-        <w:spacing w:line="242" w:lineRule="auto"/>
-        <w:ind w:left="1041" w:right="7089"/>
-        <w:rPr>
-          <w:spacing w:val="-1"/>
-          <w:lang w:val="en-US"/>
-        </w:rPr>
-      </w:pPr>
-    </w:p>
-    <w:p>
-      <w:pPr>
-        <w:pStyle w:val="BodyText"/>
-        <w:spacing w:line="242" w:lineRule="auto"/>
-        <w:ind w:left="1041" w:right="7089"/>
-        <w:rPr>
-          <w:spacing w:val="-1"/>
-          <w:lang w:val="en-US"/>
-        </w:rPr>
-      </w:pPr>
-    </w:p>
-    <w:p>
-      <w:pPr>
-        <w:pStyle w:val="BodyText"/>
+        <w:pStyle w:val="Textoindependiente"/>
         <w:numPr>
           <w:ilvl w:val="0"/>
           <w:numId w:val="2"/>
@@ -5999,7 +5426,7 @@
     </w:p>
     <w:p>
       <w:pPr>
-        <w:pStyle w:val="BodyText"/>
+        <w:pStyle w:val="Textoindependiente"/>
         <w:spacing w:line="242" w:lineRule="auto"/>
         <w:ind w:left="1041" w:right="7089"/>
         <w:rPr>
@@ -6057,25 +5484,7 @@
           <w:sz w:val="23"/>
           <w:szCs w:val="23"/>
         </w:rPr>
-        <w:t>r  (</w:t>
-      </w:r>
-      <w:proofErr w:type="spellStart"/>
-      <w:r>
-        <w:rPr>
-          <w:rFonts w:ascii="Calibri" w:eastAsia="Calibri" w:hAnsi="Calibri" w:cs="Calibri"/>
-          <w:sz w:val="23"/>
-          <w:szCs w:val="23"/>
-        </w:rPr>
-        <w:t>read</w:t>
-      </w:r>
-      <w:proofErr w:type="spellEnd"/>
-      <w:r>
-        <w:rPr>
-          <w:rFonts w:ascii="Calibri" w:eastAsia="Calibri" w:hAnsi="Calibri" w:cs="Calibri"/>
-          <w:sz w:val="23"/>
-          <w:szCs w:val="23"/>
-        </w:rPr>
-        <w:t>)</w:t>
+        <w:t>r  (read)</w:t>
       </w:r>
       <w:r>
         <w:rPr>
@@ -6118,25 +5527,7 @@
           <w:sz w:val="23"/>
           <w:szCs w:val="23"/>
         </w:rPr>
-        <w:t>w (</w:t>
-      </w:r>
-      <w:proofErr w:type="spellStart"/>
-      <w:r>
-        <w:rPr>
-          <w:rFonts w:ascii="Calibri" w:eastAsia="Calibri" w:hAnsi="Calibri" w:cs="Calibri"/>
-          <w:sz w:val="23"/>
-          <w:szCs w:val="23"/>
-        </w:rPr>
-        <w:t>write</w:t>
-      </w:r>
-      <w:proofErr w:type="spellEnd"/>
-      <w:r>
-        <w:rPr>
-          <w:rFonts w:ascii="Calibri" w:eastAsia="Calibri" w:hAnsi="Calibri" w:cs="Calibri"/>
-          <w:sz w:val="23"/>
-          <w:szCs w:val="23"/>
-        </w:rPr>
-        <w:t>)</w:t>
+        <w:t>w (write)</w:t>
       </w:r>
       <w:r>
         <w:rPr>
@@ -6222,25 +5613,7 @@
           <w:sz w:val="23"/>
           <w:szCs w:val="23"/>
         </w:rPr>
-        <w:t>a (</w:t>
-      </w:r>
-      <w:proofErr w:type="spellStart"/>
-      <w:r>
-        <w:rPr>
-          <w:rFonts w:ascii="Calibri" w:eastAsia="Calibri" w:hAnsi="Calibri" w:cs="Calibri"/>
-          <w:sz w:val="23"/>
-          <w:szCs w:val="23"/>
-        </w:rPr>
-        <w:t>append</w:t>
-      </w:r>
-      <w:proofErr w:type="spellEnd"/>
-      <w:r>
-        <w:rPr>
-          <w:rFonts w:ascii="Calibri" w:eastAsia="Calibri" w:hAnsi="Calibri" w:cs="Calibri"/>
-          <w:sz w:val="23"/>
-          <w:szCs w:val="23"/>
-        </w:rPr>
-        <w:t>)</w:t>
+        <w:t>a (append)</w:t>
       </w:r>
       <w:r>
         <w:rPr>
@@ -6345,15 +5718,7 @@
           <w:sz w:val="23"/>
           <w:szCs w:val="23"/>
         </w:rPr>
-        <w:t xml:space="preserve">r+                  </w:t>
-      </w:r>
-      <w:r>
-        <w:rPr>
-          <w:rFonts w:ascii="Calibri" w:eastAsia="Calibri" w:hAnsi="Calibri" w:cs="Calibri"/>
-          <w:sz w:val="23"/>
-          <w:szCs w:val="23"/>
-        </w:rPr>
-        <w:t xml:space="preserve">Abre un archivo para </w:t>
+        <w:t xml:space="preserve">r+                  Abre un archivo para </w:t>
       </w:r>
       <w:r>
         <w:rPr>
@@ -6420,39 +5785,7 @@
           <w:sz w:val="23"/>
           <w:szCs w:val="23"/>
         </w:rPr>
-        <w:t xml:space="preserve">a+                 </w:t>
-      </w:r>
-      <w:r>
-        <w:rPr>
-          <w:rFonts w:ascii="Calibri" w:eastAsia="Calibri" w:hAnsi="Calibri" w:cs="Calibri"/>
-          <w:sz w:val="23"/>
-          <w:szCs w:val="23"/>
-        </w:rPr>
-        <w:t xml:space="preserve">Abre un archivo para </w:t>
-      </w:r>
-      <w:r>
-        <w:rPr>
-          <w:rFonts w:ascii="Calibri" w:eastAsia="Calibri" w:hAnsi="Calibri" w:cs="Calibri"/>
-          <w:sz w:val="23"/>
-          <w:szCs w:val="23"/>
-        </w:rPr>
-        <w:t xml:space="preserve">añadir y leer, </w:t>
-      </w:r>
-      <w:r>
-        <w:rPr>
-          <w:rFonts w:ascii="Calibri" w:eastAsia="Calibri" w:hAnsi="Calibri" w:cs="Calibri"/>
-          <w:sz w:val="23"/>
-          <w:szCs w:val="23"/>
-        </w:rPr>
-        <w:t xml:space="preserve">el archivo </w:t>
-      </w:r>
-      <w:r>
-        <w:rPr>
-          <w:rFonts w:ascii="Calibri" w:eastAsia="Calibri" w:hAnsi="Calibri" w:cs="Calibri"/>
-          <w:sz w:val="23"/>
-          <w:szCs w:val="23"/>
-        </w:rPr>
-        <w:t>debe existir.</w:t>
+        <w:t>a+                 Abre un archivo para añadir y leer, el archivo debe existir.</w:t>
       </w:r>
     </w:p>
     <w:p>
@@ -6467,7 +5800,7 @@
     </w:p>
     <w:p>
       <w:pPr>
-        <w:pStyle w:val="BodyText"/>
+        <w:pStyle w:val="Textoindependiente"/>
         <w:numPr>
           <w:ilvl w:val="0"/>
           <w:numId w:val="2"/>
@@ -6507,7 +5840,7 @@
     </w:p>
     <w:p>
       <w:pPr>
-        <w:pStyle w:val="ListParagraph"/>
+        <w:pStyle w:val="Prrafodelista"/>
         <w:numPr>
           <w:ilvl w:val="0"/>
           <w:numId w:val="12"/>
@@ -6519,7 +5852,6 @@
           <w:szCs w:val="23"/>
         </w:rPr>
       </w:pPr>
-      <w:proofErr w:type="spellStart"/>
       <w:r>
         <w:rPr>
           <w:rFonts w:ascii="Calibri" w:eastAsia="Calibri" w:hAnsi="Calibri" w:cs="Calibri"/>
@@ -6529,33 +5861,21 @@
           <w:szCs w:val="23"/>
           <w:lang w:val="es-ES"/>
         </w:rPr>
-        <w:t>file.read</w:t>
-      </w:r>
-      <w:proofErr w:type="spellEnd"/>
-      <w:r>
-        <w:rPr>
-          <w:rFonts w:ascii="Calibri" w:eastAsia="Calibri" w:hAnsi="Calibri" w:cs="Calibri"/>
-          <w:b/>
-          <w:bCs/>
+        <w:t xml:space="preserve">file.read ()  </w:t>
+      </w:r>
+      <w:r>
+        <w:rPr>
+          <w:rFonts w:ascii="Calibri" w:eastAsia="Calibri" w:hAnsi="Calibri" w:cs="Calibri"/>
           <w:sz w:val="23"/>
           <w:szCs w:val="23"/>
           <w:lang w:val="es-ES"/>
         </w:rPr>
-        <w:t xml:space="preserve"> ()  </w:t>
-      </w:r>
-      <w:r>
-        <w:rPr>
-          <w:rFonts w:ascii="Calibri" w:eastAsia="Calibri" w:hAnsi="Calibri" w:cs="Calibri"/>
-          <w:sz w:val="23"/>
-          <w:szCs w:val="23"/>
-          <w:lang w:val="es-ES"/>
-        </w:rPr>
         <w:t>Lee todo el archivo</w:t>
       </w:r>
     </w:p>
     <w:p>
       <w:pPr>
-        <w:pStyle w:val="ListParagraph"/>
+        <w:pStyle w:val="Prrafodelista"/>
         <w:numPr>
           <w:ilvl w:val="0"/>
           <w:numId w:val="12"/>
@@ -6567,7 +5887,6 @@
           <w:szCs w:val="23"/>
         </w:rPr>
       </w:pPr>
-      <w:proofErr w:type="spellStart"/>
       <w:r>
         <w:rPr>
           <w:rFonts w:ascii="Calibri" w:eastAsia="Calibri" w:hAnsi="Calibri" w:cs="Calibri"/>
@@ -6577,44 +5896,21 @@
           <w:szCs w:val="23"/>
           <w:lang w:val="es-ES"/>
         </w:rPr>
-        <w:t>file.read</w:t>
-      </w:r>
-      <w:proofErr w:type="spellEnd"/>
-      <w:r>
-        <w:rPr>
-          <w:rFonts w:ascii="Calibri" w:eastAsia="Calibri" w:hAnsi="Calibri" w:cs="Calibri"/>
-          <w:b/>
-          <w:bCs/>
+        <w:t xml:space="preserve">file.read (1) </w:t>
+      </w:r>
+      <w:r>
+        <w:rPr>
+          <w:rFonts w:ascii="Calibri" w:eastAsia="Calibri" w:hAnsi="Calibri" w:cs="Calibri"/>
           <w:sz w:val="23"/>
           <w:szCs w:val="23"/>
           <w:lang w:val="es-ES"/>
         </w:rPr>
-        <w:t xml:space="preserve"> (1) </w:t>
-      </w:r>
-      <w:r>
-        <w:rPr>
-          <w:rFonts w:ascii="Calibri" w:eastAsia="Calibri" w:hAnsi="Calibri" w:cs="Calibri"/>
-          <w:sz w:val="23"/>
-          <w:szCs w:val="23"/>
-          <w:lang w:val="es-ES"/>
-        </w:rPr>
-        <w:t xml:space="preserve">Lee un </w:t>
-      </w:r>
-      <w:proofErr w:type="spellStart"/>
-      <w:r>
-        <w:rPr>
-          <w:rFonts w:ascii="Calibri" w:eastAsia="Calibri" w:hAnsi="Calibri" w:cs="Calibri"/>
-          <w:sz w:val="23"/>
-          <w:szCs w:val="23"/>
-          <w:lang w:val="es-ES"/>
-        </w:rPr>
-        <w:t>caracter</w:t>
-      </w:r>
-      <w:proofErr w:type="spellEnd"/>
-    </w:p>
-    <w:p>
-      <w:pPr>
-        <w:pStyle w:val="ListParagraph"/>
+        <w:t>Lee un caracter</w:t>
+      </w:r>
+    </w:p>
+    <w:p>
+      <w:pPr>
+        <w:pStyle w:val="Prrafodelista"/>
         <w:numPr>
           <w:ilvl w:val="0"/>
           <w:numId w:val="12"/>
@@ -6626,7 +5922,6 @@
           <w:szCs w:val="23"/>
         </w:rPr>
       </w:pPr>
-      <w:proofErr w:type="spellStart"/>
       <w:r>
         <w:rPr>
           <w:rFonts w:ascii="Calibri" w:eastAsia="Calibri" w:hAnsi="Calibri" w:cs="Calibri"/>
@@ -6636,33 +5931,21 @@
           <w:szCs w:val="23"/>
           <w:lang w:val="es-ES"/>
         </w:rPr>
-        <w:t>file.readline</w:t>
-      </w:r>
-      <w:proofErr w:type="spellEnd"/>
-      <w:r>
-        <w:rPr>
-          <w:rFonts w:ascii="Calibri" w:eastAsia="Calibri" w:hAnsi="Calibri" w:cs="Calibri"/>
-          <w:b/>
-          <w:bCs/>
+        <w:t xml:space="preserve">file.readline () </w:t>
+      </w:r>
+      <w:r>
+        <w:rPr>
+          <w:rFonts w:ascii="Calibri" w:eastAsia="Calibri" w:hAnsi="Calibri" w:cs="Calibri"/>
           <w:sz w:val="23"/>
           <w:szCs w:val="23"/>
           <w:lang w:val="es-ES"/>
         </w:rPr>
-        <w:t xml:space="preserve"> () </w:t>
-      </w:r>
-      <w:r>
-        <w:rPr>
-          <w:rFonts w:ascii="Calibri" w:eastAsia="Calibri" w:hAnsi="Calibri" w:cs="Calibri"/>
-          <w:sz w:val="23"/>
-          <w:szCs w:val="23"/>
-          <w:lang w:val="es-ES"/>
-        </w:rPr>
         <w:t>Lee línea por línea</w:t>
       </w:r>
     </w:p>
     <w:p>
       <w:pPr>
-        <w:pStyle w:val="ListParagraph"/>
+        <w:pStyle w:val="Prrafodelista"/>
         <w:numPr>
           <w:ilvl w:val="0"/>
           <w:numId w:val="12"/>
@@ -6674,7 +5957,6 @@
           <w:szCs w:val="23"/>
         </w:rPr>
       </w:pPr>
-      <w:proofErr w:type="spellStart"/>
       <w:r>
         <w:rPr>
           <w:rFonts w:ascii="Calibri" w:eastAsia="Calibri" w:hAnsi="Calibri" w:cs="Calibri"/>
@@ -6684,9 +5966,8 @@
           <w:szCs w:val="23"/>
           <w:lang w:val="es-ES"/>
         </w:rPr>
-        <w:t>file.readlines</w:t>
-      </w:r>
-      <w:proofErr w:type="spellEnd"/>
+        <w:t>file.readlines ()</w:t>
+      </w:r>
       <w:r>
         <w:rPr>
           <w:rFonts w:ascii="Calibri" w:eastAsia="Calibri" w:hAnsi="Calibri" w:cs="Calibri"/>
@@ -6694,17 +5975,6 @@
           <w:bCs/>
           <w:sz w:val="23"/>
           <w:szCs w:val="23"/>
-          <w:lang w:val="es-ES"/>
-        </w:rPr>
-        <w:t xml:space="preserve"> ()</w:t>
-      </w:r>
-      <w:r>
-        <w:rPr>
-          <w:rFonts w:ascii="Calibri" w:eastAsia="Calibri" w:hAnsi="Calibri" w:cs="Calibri"/>
-          <w:b/>
-          <w:bCs/>
-          <w:sz w:val="23"/>
-          <w:szCs w:val="23"/>
         </w:rPr>
         <w:t xml:space="preserve"> </w:t>
       </w:r>
@@ -6729,7 +5999,7 @@
     </w:p>
     <w:p>
       <w:pPr>
-        <w:pStyle w:val="BodyText"/>
+        <w:pStyle w:val="Textoindependiente"/>
         <w:numPr>
           <w:ilvl w:val="0"/>
           <w:numId w:val="2"/>
@@ -6807,7 +6077,6 @@
           <w:lang w:val="es-ES"/>
         </w:rPr>
       </w:pPr>
-      <w:proofErr w:type="spellStart"/>
       <w:r>
         <w:rPr>
           <w:rFonts w:ascii="Calibri" w:eastAsia="Calibri" w:hAnsi="Calibri" w:cs="Calibri"/>
@@ -6817,19 +6086,7 @@
           <w:szCs w:val="23"/>
           <w:lang w:val="es-ES"/>
         </w:rPr>
-        <w:t>file.write</w:t>
-      </w:r>
-      <w:proofErr w:type="spellEnd"/>
-      <w:r>
-        <w:rPr>
-          <w:rFonts w:ascii="Calibri" w:eastAsia="Calibri" w:hAnsi="Calibri" w:cs="Calibri"/>
-          <w:b/>
-          <w:bCs/>
-          <w:sz w:val="23"/>
-          <w:szCs w:val="23"/>
-          <w:lang w:val="es-ES"/>
-        </w:rPr>
-        <w:t xml:space="preserve"> ("Agregar contenido al archivo")</w:t>
+        <w:t>file.write ("Agregar contenido al archivo")</w:t>
       </w:r>
     </w:p>
     <w:p>
@@ -6881,7 +6138,6 @@
           <w:szCs w:val="23"/>
         </w:rPr>
       </w:pPr>
-      <w:proofErr w:type="spellStart"/>
       <w:r>
         <w:rPr>
           <w:rFonts w:ascii="Calibri" w:eastAsia="Calibri" w:hAnsi="Calibri" w:cs="Calibri"/>
@@ -6889,17 +6145,7 @@
           <w:szCs w:val="23"/>
           <w:lang w:val="es-ES"/>
         </w:rPr>
-        <w:t>lineas</w:t>
-      </w:r>
-      <w:proofErr w:type="spellEnd"/>
-      <w:r>
-        <w:rPr>
-          <w:rFonts w:ascii="Calibri" w:eastAsia="Calibri" w:hAnsi="Calibri" w:cs="Calibri"/>
-          <w:sz w:val="23"/>
-          <w:szCs w:val="23"/>
-          <w:lang w:val="es-ES"/>
-        </w:rPr>
-        <w:t xml:space="preserve"> = ["Hola a todos\n", "Hasta luego\n“] </w:t>
+        <w:t xml:space="preserve">lineas = ["Hola a todos\n", "Hasta luego\n“] </w:t>
       </w:r>
     </w:p>
     <w:p>
@@ -6912,7 +6158,6 @@
           <w:szCs w:val="23"/>
         </w:rPr>
       </w:pPr>
-      <w:proofErr w:type="spellStart"/>
       <w:r>
         <w:rPr>
           <w:rFonts w:ascii="Calibri" w:eastAsia="Calibri" w:hAnsi="Calibri" w:cs="Calibri"/>
@@ -6922,43 +6167,7 @@
           <w:szCs w:val="23"/>
           <w:lang w:val="es-ES"/>
         </w:rPr>
-        <w:t>file.writelines</w:t>
-      </w:r>
-      <w:proofErr w:type="spellEnd"/>
-      <w:r>
-        <w:rPr>
-          <w:rFonts w:ascii="Calibri" w:eastAsia="Calibri" w:hAnsi="Calibri" w:cs="Calibri"/>
-          <w:b/>
-          <w:bCs/>
-          <w:sz w:val="23"/>
-          <w:szCs w:val="23"/>
-          <w:lang w:val="es-ES"/>
-        </w:rPr>
-        <w:t xml:space="preserve"> (</w:t>
-      </w:r>
-      <w:proofErr w:type="spellStart"/>
-      <w:r>
-        <w:rPr>
-          <w:rFonts w:ascii="Calibri" w:eastAsia="Calibri" w:hAnsi="Calibri" w:cs="Calibri"/>
-          <w:b/>
-          <w:bCs/>
-          <w:sz w:val="23"/>
-          <w:szCs w:val="23"/>
-          <w:lang w:val="es-ES"/>
-        </w:rPr>
-        <w:t>lineas</w:t>
-      </w:r>
-      <w:proofErr w:type="spellEnd"/>
-      <w:r>
-        <w:rPr>
-          <w:rFonts w:ascii="Calibri" w:eastAsia="Calibri" w:hAnsi="Calibri" w:cs="Calibri"/>
-          <w:b/>
-          <w:bCs/>
-          <w:sz w:val="23"/>
-          <w:szCs w:val="23"/>
-          <w:lang w:val="es-ES"/>
-        </w:rPr>
-        <w:t>)</w:t>
+        <w:t>file.writelines (lineas)</w:t>
       </w:r>
     </w:p>
     <w:p>
@@ -6973,7 +6182,7 @@
     </w:p>
     <w:p>
       <w:pPr>
-        <w:pStyle w:val="BodyText"/>
+        <w:pStyle w:val="Textoindependiente"/>
         <w:numPr>
           <w:ilvl w:val="0"/>
           <w:numId w:val="2"/>
@@ -7001,7 +6210,7 @@
     </w:p>
     <w:p>
       <w:pPr>
-        <w:pStyle w:val="BodyText"/>
+        <w:pStyle w:val="Textoindependiente"/>
         <w:tabs>
           <w:tab w:val="left" w:pos="461"/>
         </w:tabs>
@@ -7017,7 +6226,7 @@
     </w:p>
     <w:p>
       <w:pPr>
-        <w:pStyle w:val="BodyText"/>
+        <w:pStyle w:val="Textoindependiente"/>
         <w:numPr>
           <w:ilvl w:val="0"/>
           <w:numId w:val="2"/>
@@ -7040,28 +6249,12 @@
           <w:bCs/>
           <w:spacing w:val="-1"/>
         </w:rPr>
-        <w:t>¿Cuál es la sintaxis correcta para</w:t>
-      </w:r>
-      <w:r>
-        <w:rPr>
-          <w:b/>
-          <w:bCs/>
-          <w:spacing w:val="-1"/>
-        </w:rPr>
-        <w:t xml:space="preserve"> cerrar</w:t>
-      </w:r>
-      <w:r>
-        <w:rPr>
-          <w:b/>
-          <w:bCs/>
-          <w:spacing w:val="-1"/>
-        </w:rPr>
-        <w:t xml:space="preserve"> un archivo de texto?</w:t>
-      </w:r>
-    </w:p>
-    <w:p>
-      <w:pPr>
-        <w:pStyle w:val="BodyText"/>
+        <w:t>¿Cuál es la sintaxis correcta para cerrar un archivo de texto?</w:t>
+      </w:r>
+    </w:p>
+    <w:p>
+      <w:pPr>
+        <w:pStyle w:val="Textoindependiente"/>
         <w:tabs>
           <w:tab w:val="left" w:pos="461"/>
         </w:tabs>
@@ -7077,7 +6270,7 @@
     </w:p>
     <w:p>
       <w:pPr>
-        <w:pStyle w:val="BodyText"/>
+        <w:pStyle w:val="Textoindependiente"/>
         <w:numPr>
           <w:ilvl w:val="0"/>
           <w:numId w:val="2"/>
@@ -7100,30 +6293,22 @@
           <w:bCs/>
           <w:spacing w:val="-1"/>
         </w:rPr>
-        <w:t xml:space="preserve">¿Cuál es la sintaxis correcta </w:t>
-      </w:r>
-      <w:r>
+        <w:t>¿Cuál es la sintaxis correcta de un diccionario?</w:t>
+      </w:r>
+    </w:p>
+    <w:p>
+      <w:pPr>
+        <w:pStyle w:val="Prrafodelista"/>
         <w:rPr>
           <w:b/>
           <w:bCs/>
           <w:spacing w:val="-1"/>
         </w:rPr>
-        <w:t>de un diccionario?</w:t>
-      </w:r>
-    </w:p>
-    <w:p>
-      <w:pPr>
-        <w:pStyle w:val="ListParagraph"/>
-        <w:rPr>
-          <w:b/>
-          <w:bCs/>
-          <w:spacing w:val="-1"/>
-        </w:rPr>
-      </w:pPr>
-    </w:p>
-    <w:p>
-      <w:pPr>
-        <w:pStyle w:val="BodyText"/>
+      </w:pPr>
+    </w:p>
+    <w:p>
+      <w:pPr>
+        <w:pStyle w:val="Textoindependiente"/>
         <w:numPr>
           <w:ilvl w:val="0"/>
           <w:numId w:val="2"/>
@@ -7146,40 +6331,22 @@
           <w:bCs/>
           <w:spacing w:val="-1"/>
         </w:rPr>
-        <w:t xml:space="preserve">¿Cómo recorro los elementos de un diccionario con el ciclo </w:t>
-      </w:r>
-      <w:proofErr w:type="spellStart"/>
-      <w:r>
+        <w:t>¿Cómo recorro los elementos de un diccionario con el ciclo for?</w:t>
+      </w:r>
+    </w:p>
+    <w:p>
+      <w:pPr>
+        <w:pStyle w:val="Prrafodelista"/>
         <w:rPr>
           <w:b/>
           <w:bCs/>
           <w:spacing w:val="-1"/>
         </w:rPr>
-        <w:t>for</w:t>
-      </w:r>
-      <w:proofErr w:type="spellEnd"/>
-      <w:r>
-        <w:rPr>
-          <w:b/>
-          <w:bCs/>
-          <w:spacing w:val="-1"/>
-        </w:rPr>
-        <w:t>?</w:t>
-      </w:r>
-    </w:p>
-    <w:p>
-      <w:pPr>
-        <w:pStyle w:val="ListParagraph"/>
-        <w:rPr>
-          <w:b/>
-          <w:bCs/>
-          <w:spacing w:val="-1"/>
-        </w:rPr>
-      </w:pPr>
-    </w:p>
-    <w:p>
-      <w:pPr>
-        <w:pStyle w:val="BodyText"/>
+      </w:pPr>
+    </w:p>
+    <w:p>
+      <w:pPr>
+        <w:pStyle w:val="Textoindependiente"/>
         <w:tabs>
           <w:tab w:val="left" w:pos="461"/>
         </w:tabs>
@@ -7194,7 +6361,7 @@
     </w:p>
     <w:p>
       <w:pPr>
-        <w:pStyle w:val="BodyText"/>
+        <w:pStyle w:val="Textoindependiente"/>
         <w:spacing w:line="242" w:lineRule="auto"/>
         <w:ind w:left="1041" w:right="7089"/>
       </w:pPr>
@@ -7250,7 +6417,7 @@
 <w:hdr xmlns:wpc="http://schemas.microsoft.com/office/word/2010/wordprocessingCanvas" xmlns:cx="http://schemas.microsoft.com/office/drawing/2014/chartex" xmlns:cx1="http://schemas.microsoft.com/office/drawing/2015/9/8/chartex" xmlns:cx2="http://schemas.microsoft.com/office/drawing/2015/10/21/chartex" xmlns:cx3="http://schemas.microsoft.com/office/drawing/2016/5/9/chartex" xmlns:cx4="http://schemas.microsoft.com/office/drawing/2016/5/10/chartex" xmlns:cx5="http://schemas.microsoft.com/office/drawing/2016/5/11/chartex" xmlns:cx6="http://schemas.microsoft.com/office/drawing/2016/5/12/chartex" xmlns:cx7="http://schemas.microsoft.com/office/drawing/2016/5/13/chartex" xmlns:cx8="http://schemas.microsoft.com/office/drawing/2016/5/14/chartex" xmlns:mc="http://schemas.openxmlformats.org/markup-compatibility/2006" xmlns:aink="http://schemas.microsoft.com/office/drawing/2016/ink" xmlns:am3d="http://schemas.microsoft.com/office/drawing/2017/model3d" xmlns:o="urn:schemas-microsoft-com:office:office" xmlns:oel="http://schemas.microsoft.com/office/2019/extlst" xmlns:r="http://schemas.openxmlformats.org/officeDocument/2006/relationships" xmlns:m="http://schemas.openxmlformats.org/officeDocument/2006/math" xmlns:v="urn:schemas-microsoft-com:vml" xmlns:wp14="http://schemas.microsoft.com/office/word/2010/wordprocessingDrawing" xmlns:wp="http://schemas.openxmlformats.org/drawingml/2006/wordprocessingDrawing" xmlns:w10="urn:schemas-microsoft-com:office:word" xmlns:w="http://schemas.openxmlformats.org/wordprocessingml/2006/main" xmlns:w14="http://schemas.microsoft.com/office/word/2010/wordml" xmlns:w15="http://schemas.microsoft.com/office/word/2012/wordml" xmlns:w16cex="http://schemas.microsoft.com/office/word/2018/wordml/cex" xmlns:w16cid="http://schemas.microsoft.com/office/word/2016/wordml/cid" xmlns:w16="http://schemas.microsoft.com/office/word/2018/wordml" xmlns:w16du="http://schemas.microsoft.com/office/word/2023/wordml/word16du" xmlns:w16sdtdh="http://schemas.microsoft.com/office/word/2020/wordml/sdtdatahash" xmlns:w16sdtfl="http://schemas.microsoft.com/office/word/2024/wordml/sdtformatlock" xmlns:w16se="http://schemas.microsoft.com/office/word/2015/wordml/symex" xmlns:wpg="http://schemas.microsoft.com/office/word/2010/wordprocessingGroup" xmlns:wpi="http://schemas.microsoft.com/office/word/2010/wordprocessingInk" xmlns:wne="http://schemas.microsoft.com/office/word/2006/wordml" xmlns:wps="http://schemas.microsoft.com/office/word/2010/wordprocessingShape" mc:Ignorable="w14 w15 w16se w16cid w16 w16cex w16sdtdh w16sdtfl w16du wp14">
   <w:p>
     <w:pPr>
-      <w:pStyle w:val="Header"/>
+      <w:pStyle w:val="Encabezado"/>
     </w:pPr>
   </w:p>
 </w:hdr>
@@ -7260,7 +6427,7 @@
 <w:hdr xmlns:wpc="http://schemas.microsoft.com/office/word/2010/wordprocessingCanvas" xmlns:cx="http://schemas.microsoft.com/office/drawing/2014/chartex" xmlns:cx1="http://schemas.microsoft.com/office/drawing/2015/9/8/chartex" xmlns:cx2="http://schemas.microsoft.com/office/drawing/2015/10/21/chartex" xmlns:cx3="http://schemas.microsoft.com/office/drawing/2016/5/9/chartex" xmlns:cx4="http://schemas.microsoft.com/office/drawing/2016/5/10/chartex" xmlns:cx5="http://schemas.microsoft.com/office/drawing/2016/5/11/chartex" xmlns:cx6="http://schemas.microsoft.com/office/drawing/2016/5/12/chartex" xmlns:cx7="http://schemas.microsoft.com/office/drawing/2016/5/13/chartex" xmlns:cx8="http://schemas.microsoft.com/office/drawing/2016/5/14/chartex" xmlns:mc="http://schemas.openxmlformats.org/markup-compatibility/2006" xmlns:aink="http://schemas.microsoft.com/office/drawing/2016/ink" xmlns:am3d="http://schemas.microsoft.com/office/drawing/2017/model3d" xmlns:o="urn:schemas-microsoft-com:office:office" xmlns:oel="http://schemas.microsoft.com/office/2019/extlst" xmlns:r="http://schemas.openxmlformats.org/officeDocument/2006/relationships" xmlns:m="http://schemas.openxmlformats.org/officeDocument/2006/math" xmlns:v="urn:schemas-microsoft-com:vml" xmlns:wp14="http://schemas.microsoft.com/office/word/2010/wordprocessingDrawing" xmlns:wp="http://schemas.openxmlformats.org/drawingml/2006/wordprocessingDrawing" xmlns:w10="urn:schemas-microsoft-com:office:word" xmlns:w="http://schemas.openxmlformats.org/wordprocessingml/2006/main" xmlns:w14="http://schemas.microsoft.com/office/word/2010/wordml" xmlns:w15="http://schemas.microsoft.com/office/word/2012/wordml" xmlns:w16cex="http://schemas.microsoft.com/office/word/2018/wordml/cex" xmlns:w16cid="http://schemas.microsoft.com/office/word/2016/wordml/cid" xmlns:w16="http://schemas.microsoft.com/office/word/2018/wordml" xmlns:w16du="http://schemas.microsoft.com/office/word/2023/wordml/word16du" xmlns:w16sdtdh="http://schemas.microsoft.com/office/word/2020/wordml/sdtdatahash" xmlns:w16sdtfl="http://schemas.microsoft.com/office/word/2024/wordml/sdtformatlock" xmlns:w16se="http://schemas.microsoft.com/office/word/2015/wordml/symex" xmlns:wpg="http://schemas.microsoft.com/office/word/2010/wordprocessingGroup" xmlns:wpi="http://schemas.microsoft.com/office/word/2010/wordprocessingInk" xmlns:wne="http://schemas.microsoft.com/office/word/2006/wordml" xmlns:wps="http://schemas.microsoft.com/office/word/2010/wordprocessingShape" mc:Ignorable="w14 w15 w16se w16cid w16 w16cex w16sdtdh w16sdtfl w16du wp14">
   <w:p>
     <w:pPr>
-      <w:pStyle w:val="Header"/>
+      <w:pStyle w:val="Encabezado"/>
     </w:pPr>
   </w:p>
 </w:hdr>
@@ -9094,10 +8261,10 @@
       <w:lang w:val="es-MX"/>
     </w:rPr>
   </w:style>
-  <w:style w:type="paragraph" w:styleId="Heading1">
+  <w:style w:type="paragraph" w:styleId="Ttulo1">
     <w:name w:val="heading 1"/>
     <w:basedOn w:val="Normal"/>
-    <w:link w:val="Heading1Char"/>
+    <w:link w:val="Ttulo1Car"/>
     <w:uiPriority w:val="9"/>
     <w:qFormat/>
     <w:pPr>
@@ -9113,7 +8280,7 @@
       <w:szCs w:val="28"/>
     </w:rPr>
   </w:style>
-  <w:style w:type="paragraph" w:styleId="Heading2">
+  <w:style w:type="paragraph" w:styleId="Ttulo2">
     <w:name w:val="heading 2"/>
     <w:basedOn w:val="Normal"/>
     <w:uiPriority w:val="9"/>
@@ -9132,12 +8299,12 @@
       <w:szCs w:val="24"/>
     </w:rPr>
   </w:style>
-  <w:style w:type="character" w:default="1" w:styleId="DefaultParagraphFont">
+  <w:style w:type="character" w:default="1" w:styleId="Fuentedeprrafopredeter">
     <w:name w:val="Default Paragraph Font"/>
     <w:uiPriority w:val="1"/>
     <w:unhideWhenUsed/>
   </w:style>
-  <w:style w:type="table" w:default="1" w:styleId="TableNormal">
+  <w:style w:type="table" w:default="1" w:styleId="Tablanormal">
     <w:name w:val="Normal Table"/>
     <w:uiPriority w:val="99"/>
     <w:semiHidden/>
@@ -9152,7 +8319,7 @@
       </w:tblCellMar>
     </w:tblPr>
   </w:style>
-  <w:style w:type="numbering" w:default="1" w:styleId="NoList">
+  <w:style w:type="numbering" w:default="1" w:styleId="Sinlista">
     <w:name w:val="No List"/>
     <w:uiPriority w:val="99"/>
     <w:semiHidden/>
@@ -9174,10 +8341,10 @@
       </w:tblCellMar>
     </w:tblPr>
   </w:style>
-  <w:style w:type="paragraph" w:styleId="BodyText">
+  <w:style w:type="paragraph" w:styleId="Textoindependiente">
     <w:name w:val="Body Text"/>
     <w:basedOn w:val="Normal"/>
-    <w:link w:val="BodyTextChar"/>
+    <w:link w:val="TextoindependienteCar"/>
     <w:uiPriority w:val="1"/>
     <w:qFormat/>
     <w:pPr>
@@ -9189,7 +8356,7 @@
       <w:szCs w:val="24"/>
     </w:rPr>
   </w:style>
-  <w:style w:type="paragraph" w:styleId="ListParagraph">
+  <w:style w:type="paragraph" w:styleId="Prrafodelista">
     <w:name w:val="List Paragraph"/>
     <w:basedOn w:val="Normal"/>
     <w:uiPriority w:val="34"/>
@@ -9201,10 +8368,10 @@
     <w:uiPriority w:val="1"/>
     <w:qFormat/>
   </w:style>
-  <w:style w:type="character" w:customStyle="1" w:styleId="Heading1Char">
-    <w:name w:val="Heading 1 Char"/>
-    <w:basedOn w:val="DefaultParagraphFont"/>
-    <w:link w:val="Heading1"/>
+  <w:style w:type="character" w:customStyle="1" w:styleId="Ttulo1Car">
+    <w:name w:val="Título 1 Car"/>
+    <w:basedOn w:val="Fuentedeprrafopredeter"/>
+    <w:link w:val="Ttulo1"/>
     <w:uiPriority w:val="9"/>
     <w:rsid w:val="00C11D16"/>
     <w:rPr>
@@ -9216,10 +8383,10 @@
       <w:lang w:val="es-MX"/>
     </w:rPr>
   </w:style>
-  <w:style w:type="paragraph" w:styleId="Header">
+  <w:style w:type="paragraph" w:styleId="Encabezado">
     <w:name w:val="header"/>
     <w:basedOn w:val="Normal"/>
-    <w:link w:val="HeaderChar"/>
+    <w:link w:val="EncabezadoCar"/>
     <w:uiPriority w:val="99"/>
     <w:unhideWhenUsed/>
     <w:rsid w:val="001763B2"/>
@@ -9230,20 +8397,20 @@
       </w:tabs>
     </w:pPr>
   </w:style>
-  <w:style w:type="character" w:customStyle="1" w:styleId="HeaderChar">
-    <w:name w:val="Header Char"/>
-    <w:basedOn w:val="DefaultParagraphFont"/>
-    <w:link w:val="Header"/>
+  <w:style w:type="character" w:customStyle="1" w:styleId="EncabezadoCar">
+    <w:name w:val="Encabezado Car"/>
+    <w:basedOn w:val="Fuentedeprrafopredeter"/>
+    <w:link w:val="Encabezado"/>
     <w:uiPriority w:val="99"/>
     <w:rsid w:val="001763B2"/>
     <w:rPr>
       <w:lang w:val="es-MX"/>
     </w:rPr>
   </w:style>
-  <w:style w:type="character" w:customStyle="1" w:styleId="BodyTextChar">
-    <w:name w:val="Body Text Char"/>
-    <w:basedOn w:val="DefaultParagraphFont"/>
-    <w:link w:val="BodyText"/>
+  <w:style w:type="character" w:customStyle="1" w:styleId="TextoindependienteCar">
+    <w:name w:val="Texto independiente Car"/>
+    <w:basedOn w:val="Fuentedeprrafopredeter"/>
+    <w:link w:val="Textoindependiente"/>
     <w:uiPriority w:val="1"/>
     <w:rsid w:val="001763B2"/>
     <w:rPr>
